--- a/课程设计任务书.docx
+++ b/课程设计任务书.docx
@@ -13285,6 +13285,810 @@
       <w:pPr>
         <w:spacing w:after="80"/>
       </w:pPr>
+      <w:r>
+        <w:drawing>
+          <wp:inline distT="0" distB="0" distL="0" distR="0" wp14:anchorId="4B46E4FB" wp14:editId="0D77C922">
+            <wp:extent cx="5960110" cy="3943985"/>
+            <wp:effectExtent l="0" t="0" r="2540" b="0"/>
+            <wp:docPr id="931922837" name="图片 1"/>
+            <wp:cNvGraphicFramePr>
+              <a:graphicFrameLocks xmlns:a="http://schemas.openxmlformats.org/drawingml/2006/main" noChangeAspect="1"/>
+            </wp:cNvGraphicFramePr>
+            <a:graphic xmlns:a="http://schemas.openxmlformats.org/drawingml/2006/main">
+              <a:graphicData uri="http://schemas.openxmlformats.org/drawingml/2006/picture">
+                <pic:pic xmlns:pic="http://schemas.openxmlformats.org/drawingml/2006/picture">
+                  <pic:nvPicPr>
+                    <pic:cNvPr id="931922837" name=""/>
+                    <pic:cNvPicPr/>
+                  </pic:nvPicPr>
+                  <pic:blipFill>
+                    <a:blip r:embed="rId34"/>
+                    <a:stretch>
+                      <a:fillRect/>
+                    </a:stretch>
+                  </pic:blipFill>
+                  <pic:spPr>
+                    <a:xfrm>
+                      <a:off x="0" y="0"/>
+                      <a:ext cx="5960110" cy="3943985"/>
+                    </a:xfrm>
+                    <a:prstGeom prst="rect">
+                      <a:avLst/>
+                    </a:prstGeom>
+                  </pic:spPr>
+                </pic:pic>
+              </a:graphicData>
+            </a:graphic>
+          </wp:inline>
+        </w:drawing>
+      </w:r>
+    </w:p>
+    <w:p>
+      <w:pPr>
+        <w:spacing w:after="80"/>
+      </w:pPr>
+      <w:r>
+        <w:drawing>
+          <wp:inline distT="0" distB="0" distL="0" distR="0" wp14:anchorId="3F419AFC" wp14:editId="27C90EB6">
+            <wp:extent cx="5960110" cy="2438400"/>
+            <wp:effectExtent l="0" t="0" r="2540" b="0"/>
+            <wp:docPr id="98182548" name="图片 1"/>
+            <wp:cNvGraphicFramePr>
+              <a:graphicFrameLocks xmlns:a="http://schemas.openxmlformats.org/drawingml/2006/main" noChangeAspect="1"/>
+            </wp:cNvGraphicFramePr>
+            <a:graphic xmlns:a="http://schemas.openxmlformats.org/drawingml/2006/main">
+              <a:graphicData uri="http://schemas.openxmlformats.org/drawingml/2006/picture">
+                <pic:pic xmlns:pic="http://schemas.openxmlformats.org/drawingml/2006/picture">
+                  <pic:nvPicPr>
+                    <pic:cNvPr id="98182548" name=""/>
+                    <pic:cNvPicPr/>
+                  </pic:nvPicPr>
+                  <pic:blipFill>
+                    <a:blip r:embed="rId35"/>
+                    <a:stretch>
+                      <a:fillRect/>
+                    </a:stretch>
+                  </pic:blipFill>
+                  <pic:spPr>
+                    <a:xfrm>
+                      <a:off x="0" y="0"/>
+                      <a:ext cx="5960110" cy="2438400"/>
+                    </a:xfrm>
+                    <a:prstGeom prst="rect">
+                      <a:avLst/>
+                    </a:prstGeom>
+                  </pic:spPr>
+                </pic:pic>
+              </a:graphicData>
+            </a:graphic>
+          </wp:inline>
+        </w:drawing>
+      </w:r>
+    </w:p>
+    <w:p>
+      <w:pPr>
+        <w:spacing w:after="80"/>
+        <w:rPr>
+          <w:rFonts w:hint="eastAsia"/>
+        </w:rPr>
+      </w:pPr>
+      <w:r>
+        <w:rPr>
+          <w:rFonts w:hint="eastAsia"/>
+        </w:rPr>
+        <w:t>配置了</w:t>
+      </w:r>
+      <w:r>
+        <w:rPr>
+          <w:rFonts w:hint="eastAsia"/>
+        </w:rPr>
+        <w:t xml:space="preserve"> GitHub Actions</w:t>
+      </w:r>
+      <w:r>
+        <w:rPr>
+          <w:rFonts w:hint="eastAsia"/>
+        </w:rPr>
+        <w:t>，代码</w:t>
+      </w:r>
+      <w:r>
+        <w:rPr>
+          <w:rFonts w:hint="eastAsia"/>
+        </w:rPr>
+        <w:t xml:space="preserve"> push </w:t>
+      </w:r>
+      <w:r>
+        <w:rPr>
+          <w:rFonts w:hint="eastAsia"/>
+        </w:rPr>
+        <w:t>到</w:t>
+      </w:r>
+      <w:r>
+        <w:rPr>
+          <w:rFonts w:hint="eastAsia"/>
+        </w:rPr>
+        <w:t xml:space="preserve"> main </w:t>
+      </w:r>
+      <w:r>
+        <w:rPr>
+          <w:rFonts w:hint="eastAsia"/>
+        </w:rPr>
+        <w:t>后自动跑两个</w:t>
+      </w:r>
+      <w:r>
+        <w:rPr>
+          <w:rFonts w:hint="eastAsia"/>
+        </w:rPr>
+        <w:t xml:space="preserve"> Job</w:t>
+      </w:r>
+      <w:r>
+        <w:rPr>
+          <w:rFonts w:hint="eastAsia"/>
+        </w:rPr>
+        <w:t>：</w:t>
+      </w:r>
+      <w:r>
+        <w:rPr>
+          <w:rFonts w:hint="eastAsia"/>
+        </w:rPr>
+        <w:t xml:space="preserve">build-backend </w:t>
+      </w:r>
+      <w:r>
+        <w:rPr>
+          <w:rFonts w:hint="eastAsia"/>
+        </w:rPr>
+        <w:t>和</w:t>
+      </w:r>
+      <w:r>
+        <w:rPr>
+          <w:rFonts w:hint="eastAsia"/>
+        </w:rPr>
+        <w:t xml:space="preserve"> build-frontend</w:t>
+      </w:r>
+      <w:r>
+        <w:rPr>
+          <w:rFonts w:hint="eastAsia"/>
+        </w:rPr>
+        <w:t>，分别构建后端和前端的</w:t>
+      </w:r>
+      <w:r>
+        <w:rPr>
+          <w:rFonts w:hint="eastAsia"/>
+        </w:rPr>
+        <w:t xml:space="preserve"> Docker</w:t>
+      </w:r>
+    </w:p>
+    <w:p>
+      <w:pPr>
+        <w:spacing w:after="80"/>
+        <w:rPr>
+          <w:rFonts w:hint="eastAsia"/>
+        </w:rPr>
+      </w:pPr>
+      <w:r>
+        <w:rPr>
+          <w:rFonts w:hint="eastAsia"/>
+        </w:rPr>
+        <w:t xml:space="preserve">  </w:t>
+      </w:r>
+      <w:r>
+        <w:rPr>
+          <w:rFonts w:hint="eastAsia"/>
+        </w:rPr>
+        <w:t>镜像并推送到</w:t>
+      </w:r>
+      <w:r>
+        <w:rPr>
+          <w:rFonts w:hint="eastAsia"/>
+        </w:rPr>
+        <w:t xml:space="preserve"> SWR</w:t>
+      </w:r>
+      <w:r>
+        <w:rPr>
+          <w:rFonts w:hint="eastAsia"/>
+        </w:rPr>
+        <w:t>，镜像</w:t>
+      </w:r>
+      <w:r>
+        <w:rPr>
+          <w:rFonts w:hint="eastAsia"/>
+        </w:rPr>
+        <w:t xml:space="preserve"> Tag </w:t>
+      </w:r>
+      <w:r>
+        <w:rPr>
+          <w:rFonts w:hint="eastAsia"/>
+        </w:rPr>
+        <w:t>为</w:t>
+      </w:r>
+      <w:r>
+        <w:rPr>
+          <w:rFonts w:hint="eastAsia"/>
+        </w:rPr>
+        <w:t xml:space="preserve"> v2</w:t>
+      </w:r>
+      <w:r>
+        <w:rPr>
+          <w:rFonts w:hint="eastAsia"/>
+        </w:rPr>
+        <w:t>。两个</w:t>
+      </w:r>
+      <w:r>
+        <w:rPr>
+          <w:rFonts w:hint="eastAsia"/>
+        </w:rPr>
+        <w:t xml:space="preserve"> Job </w:t>
+      </w:r>
+      <w:r>
+        <w:rPr>
+          <w:rFonts w:hint="eastAsia"/>
+        </w:rPr>
+        <w:t>都成功了，</w:t>
+      </w:r>
+      <w:r>
+        <w:rPr>
+          <w:rFonts w:hint="eastAsia"/>
+        </w:rPr>
+        <w:t xml:space="preserve">SWR </w:t>
+      </w:r>
+      <w:r>
+        <w:rPr>
+          <w:rFonts w:hint="eastAsia"/>
+        </w:rPr>
+        <w:t>控制台能看到</w:t>
+      </w:r>
+      <w:r>
+        <w:rPr>
+          <w:rFonts w:hint="eastAsia"/>
+        </w:rPr>
+        <w:t xml:space="preserve"> v2 </w:t>
+      </w:r>
+      <w:r>
+        <w:rPr>
+          <w:rFonts w:hint="eastAsia"/>
+        </w:rPr>
+        <w:t>标签。</w:t>
+      </w:r>
+    </w:p>
+    <w:p>
+      <w:pPr>
+        <w:spacing w:after="80"/>
+      </w:pPr>
+    </w:p>
+    <w:p>
+      <w:pPr>
+        <w:spacing w:after="80"/>
+        <w:rPr>
+          <w:rFonts w:hint="eastAsia"/>
+        </w:rPr>
+      </w:pPr>
+      <w:r>
+        <w:rPr>
+          <w:rFonts w:hint="eastAsia"/>
+        </w:rPr>
+        <w:lastRenderedPageBreak/>
+        <w:t xml:space="preserve">  </w:t>
+      </w:r>
+      <w:r>
+        <w:rPr>
+          <w:rFonts w:hint="eastAsia"/>
+        </w:rPr>
+        <w:t>还有一个</w:t>
+      </w:r>
+      <w:r>
+        <w:rPr>
+          <w:rFonts w:hint="eastAsia"/>
+        </w:rPr>
+        <w:t xml:space="preserve"> deploy Job</w:t>
+      </w:r>
+      <w:r>
+        <w:rPr>
+          <w:rFonts w:hint="eastAsia"/>
+        </w:rPr>
+        <w:t>，设计是用</w:t>
+      </w:r>
+      <w:r>
+        <w:rPr>
+          <w:rFonts w:hint="eastAsia"/>
+        </w:rPr>
+        <w:t xml:space="preserve"> kubectl set image </w:t>
+      </w:r>
+      <w:r>
+        <w:rPr>
+          <w:rFonts w:hint="eastAsia"/>
+        </w:rPr>
+        <w:t>直接把新镜像更新到集群的</w:t>
+      </w:r>
+      <w:r>
+        <w:rPr>
+          <w:rFonts w:hint="eastAsia"/>
+        </w:rPr>
+        <w:t xml:space="preserve"> Deployment </w:t>
+      </w:r>
+      <w:r>
+        <w:rPr>
+          <w:rFonts w:hint="eastAsia"/>
+        </w:rPr>
+        <w:t>里。但这个</w:t>
+      </w:r>
+      <w:r>
+        <w:rPr>
+          <w:rFonts w:hint="eastAsia"/>
+        </w:rPr>
+        <w:t xml:space="preserve"> Job </w:t>
+      </w:r>
+      <w:r>
+        <w:rPr>
+          <w:rFonts w:hint="eastAsia"/>
+        </w:rPr>
+        <w:t>跑不通——</w:t>
+      </w:r>
+      <w:r>
+        <w:rPr>
+          <w:rFonts w:hint="eastAsia"/>
+        </w:rPr>
+        <w:t>CC</w:t>
+      </w:r>
+      <w:r>
+        <w:rPr>
+          <w:rFonts w:hint="eastAsia"/>
+        </w:rPr>
+        <w:t>的</w:t>
+      </w:r>
+      <w:r>
+        <w:rPr>
+          <w:rFonts w:hint="eastAsia"/>
+        </w:rPr>
+        <w:t xml:space="preserve"> API</w:t>
+      </w:r>
+    </w:p>
+    <w:p>
+      <w:pPr>
+        <w:spacing w:after="80"/>
+      </w:pPr>
+      <w:r>
+        <w:rPr>
+          <w:rFonts w:hint="eastAsia"/>
+        </w:rPr>
+        <w:t xml:space="preserve">  Server </w:t>
+      </w:r>
+      <w:r>
+        <w:rPr>
+          <w:rFonts w:hint="eastAsia"/>
+        </w:rPr>
+        <w:t>地址是</w:t>
+      </w:r>
+      <w:r>
+        <w:rPr>
+          <w:rFonts w:hint="eastAsia"/>
+        </w:rPr>
+        <w:t xml:space="preserve"> 192.168.0.11</w:t>
+      </w:r>
+      <w:r>
+        <w:rPr>
+          <w:rFonts w:hint="eastAsia"/>
+        </w:rPr>
+        <w:t>，这是华为云内网</w:t>
+      </w:r>
+      <w:r>
+        <w:rPr>
+          <w:rFonts w:hint="eastAsia"/>
+        </w:rPr>
+        <w:t xml:space="preserve"> IP</w:t>
+      </w:r>
+      <w:r>
+        <w:rPr>
+          <w:rFonts w:hint="eastAsia"/>
+        </w:rPr>
+        <w:t>，</w:t>
+      </w:r>
+      <w:r>
+        <w:rPr>
+          <w:rFonts w:hint="eastAsia"/>
+        </w:rPr>
+        <w:t xml:space="preserve">GitHub </w:t>
+      </w:r>
+      <w:r>
+        <w:rPr>
+          <w:rFonts w:hint="eastAsia"/>
+        </w:rPr>
+        <w:t>的</w:t>
+      </w:r>
+      <w:r>
+        <w:rPr>
+          <w:rFonts w:hint="eastAsia"/>
+        </w:rPr>
+        <w:t xml:space="preserve"> Runner </w:t>
+      </w:r>
+      <w:r>
+        <w:rPr>
+          <w:rFonts w:hint="eastAsia"/>
+        </w:rPr>
+        <w:t>在美国公网，根本连不上。这不是配置错误</w:t>
+      </w:r>
+      <w:r>
+        <w:rPr>
+          <w:rFonts w:hint="eastAsia"/>
+        </w:rPr>
+        <w:t>。</w:t>
+      </w:r>
+    </w:p>
+    <w:p>
+      <w:pPr>
+        <w:spacing w:after="80"/>
+        <w:rPr>
+          <w:rFonts w:hint="eastAsia"/>
+        </w:rPr>
+      </w:pPr>
+      <w:r>
+        <w:rPr>
+          <w:rFonts w:hint="eastAsia"/>
+        </w:rPr>
+        <w:t>生产环境里的解决办法一般是三个：要么在集群同一</w:t>
+      </w:r>
+      <w:r>
+        <w:rPr>
+          <w:rFonts w:hint="eastAsia"/>
+        </w:rPr>
+        <w:t xml:space="preserve"> VPC </w:t>
+      </w:r>
+      <w:r>
+        <w:rPr>
+          <w:rFonts w:hint="eastAsia"/>
+        </w:rPr>
+        <w:t>里放一台自建</w:t>
+      </w:r>
+    </w:p>
+    <w:p>
+      <w:pPr>
+        <w:spacing w:after="80"/>
+        <w:rPr>
+          <w:rFonts w:hint="eastAsia"/>
+        </w:rPr>
+      </w:pPr>
+      <w:r>
+        <w:rPr>
+          <w:rFonts w:hint="eastAsia"/>
+        </w:rPr>
+        <w:t xml:space="preserve">  Runner</w:t>
+      </w:r>
+      <w:r>
+        <w:rPr>
+          <w:rFonts w:hint="eastAsia"/>
+        </w:rPr>
+        <w:t>，要么改用</w:t>
+      </w:r>
+      <w:r>
+        <w:rPr>
+          <w:rFonts w:hint="eastAsia"/>
+        </w:rPr>
+        <w:t xml:space="preserve"> ArgoCD </w:t>
+      </w:r>
+      <w:r>
+        <w:rPr>
+          <w:rFonts w:hint="eastAsia"/>
+        </w:rPr>
+        <w:t>这种</w:t>
+      </w:r>
+      <w:r>
+        <w:rPr>
+          <w:rFonts w:hint="eastAsia"/>
+        </w:rPr>
+        <w:t xml:space="preserve"> GitOps </w:t>
+      </w:r>
+      <w:r>
+        <w:rPr>
+          <w:rFonts w:hint="eastAsia"/>
+        </w:rPr>
+        <w:t>工具让集群自己去拉更新，要么给</w:t>
+      </w:r>
+      <w:r>
+        <w:rPr>
+          <w:rFonts w:hint="eastAsia"/>
+        </w:rPr>
+        <w:t xml:space="preserve"> API Server </w:t>
+      </w:r>
+      <w:r>
+        <w:rPr>
+          <w:rFonts w:hint="eastAsia"/>
+        </w:rPr>
+        <w:t>配公网</w:t>
+      </w:r>
+      <w:r>
+        <w:rPr>
+          <w:rFonts w:hint="eastAsia"/>
+        </w:rPr>
+        <w:t xml:space="preserve"> IP </w:t>
+      </w:r>
+      <w:r>
+        <w:rPr>
+          <w:rFonts w:hint="eastAsia"/>
+        </w:rPr>
+        <w:t>加防火墙白名单。</w:t>
+      </w:r>
+    </w:p>
+    <w:p>
+      <w:pPr>
+        <w:spacing w:after="80"/>
+      </w:pPr>
+    </w:p>
+    <w:p>
+      <w:pPr>
+        <w:spacing w:after="80"/>
+        <w:rPr>
+          <w:rFonts w:hint="eastAsia"/>
+        </w:rPr>
+      </w:pPr>
+      <w:r>
+        <w:rPr>
+          <w:rFonts w:hint="eastAsia"/>
+        </w:rPr>
+        <w:t xml:space="preserve">  CI </w:t>
+      </w:r>
+      <w:r>
+        <w:rPr>
+          <w:rFonts w:hint="eastAsia"/>
+        </w:rPr>
+        <w:t>和</w:t>
+      </w:r>
+      <w:r>
+        <w:rPr>
+          <w:rFonts w:hint="eastAsia"/>
+        </w:rPr>
+        <w:t xml:space="preserve"> CD </w:t>
+      </w:r>
+      <w:r>
+        <w:rPr>
+          <w:rFonts w:hint="eastAsia"/>
+        </w:rPr>
+        <w:t>的区别：</w:t>
+      </w:r>
+      <w:r>
+        <w:rPr>
+          <w:rFonts w:hint="eastAsia"/>
+        </w:rPr>
+        <w:t>CI</w:t>
+      </w:r>
+      <w:r>
+        <w:rPr>
+          <w:rFonts w:hint="eastAsia"/>
+        </w:rPr>
+        <w:t>（持续集成）只管代码提交后自动构建出镜像，推到制品仓库就完事了；</w:t>
+      </w:r>
+      <w:r>
+        <w:rPr>
+          <w:rFonts w:hint="eastAsia"/>
+        </w:rPr>
+        <w:t>CD</w:t>
+      </w:r>
+      <w:r>
+        <w:rPr>
+          <w:rFonts w:hint="eastAsia"/>
+        </w:rPr>
+        <w:t>（持续部署）多一步，把镜像自动部署到集</w:t>
+      </w:r>
+    </w:p>
+    <w:p>
+      <w:pPr>
+        <w:spacing w:after="80"/>
+        <w:rPr>
+          <w:rFonts w:hint="eastAsia"/>
+        </w:rPr>
+      </w:pPr>
+      <w:r>
+        <w:rPr>
+          <w:rFonts w:hint="eastAsia"/>
+        </w:rPr>
+        <w:t xml:space="preserve">  </w:t>
+      </w:r>
+      <w:r>
+        <w:rPr>
+          <w:rFonts w:hint="eastAsia"/>
+        </w:rPr>
+        <w:t>群让用户能用上。本实验两个</w:t>
+      </w:r>
+      <w:r>
+        <w:rPr>
+          <w:rFonts w:hint="eastAsia"/>
+        </w:rPr>
+        <w:t xml:space="preserve"> build Job </w:t>
+      </w:r>
+      <w:r>
+        <w:rPr>
+          <w:rFonts w:hint="eastAsia"/>
+        </w:rPr>
+        <w:t>属于</w:t>
+      </w:r>
+      <w:r>
+        <w:rPr>
+          <w:rFonts w:hint="eastAsia"/>
+        </w:rPr>
+        <w:t xml:space="preserve"> CI</w:t>
+      </w:r>
+      <w:r>
+        <w:rPr>
+          <w:rFonts w:hint="eastAsia"/>
+        </w:rPr>
+        <w:t>，</w:t>
+      </w:r>
+      <w:r>
+        <w:rPr>
+          <w:rFonts w:hint="eastAsia"/>
+        </w:rPr>
+        <w:t xml:space="preserve">deploy Job </w:t>
+      </w:r>
+      <w:r>
+        <w:rPr>
+          <w:rFonts w:hint="eastAsia"/>
+        </w:rPr>
+        <w:t>属于</w:t>
+      </w:r>
+      <w:r>
+        <w:rPr>
+          <w:rFonts w:hint="eastAsia"/>
+        </w:rPr>
+        <w:t xml:space="preserve"> CD</w:t>
+      </w:r>
+      <w:r>
+        <w:rPr>
+          <w:rFonts w:hint="eastAsia"/>
+        </w:rPr>
+        <w:t>。</w:t>
+      </w:r>
+    </w:p>
+    <w:p>
+      <w:pPr>
+        <w:spacing w:after="80"/>
+      </w:pPr>
+    </w:p>
+    <w:p>
+      <w:pPr>
+        <w:spacing w:after="80"/>
+        <w:rPr>
+          <w:rFonts w:hint="eastAsia"/>
+        </w:rPr>
+      </w:pPr>
+      <w:r>
+        <w:rPr>
+          <w:rFonts w:hint="eastAsia"/>
+        </w:rPr>
+        <w:t xml:space="preserve">  GitOps </w:t>
+      </w:r>
+      <w:r>
+        <w:rPr>
+          <w:rFonts w:hint="eastAsia"/>
+        </w:rPr>
+        <w:t>的核心理念：把</w:t>
+      </w:r>
+      <w:r>
+        <w:rPr>
+          <w:rFonts w:hint="eastAsia"/>
+        </w:rPr>
+        <w:t xml:space="preserve"> Git </w:t>
+      </w:r>
+      <w:r>
+        <w:rPr>
+          <w:rFonts w:hint="eastAsia"/>
+        </w:rPr>
+        <w:t>仓库当成集群配置的唯一来源，所有变更都得走</w:t>
+      </w:r>
+      <w:r>
+        <w:rPr>
+          <w:rFonts w:hint="eastAsia"/>
+        </w:rPr>
+        <w:t xml:space="preserve"> Git </w:t>
+      </w:r>
+      <w:r>
+        <w:rPr>
+          <w:rFonts w:hint="eastAsia"/>
+        </w:rPr>
+        <w:t>提交而不是直接敲</w:t>
+      </w:r>
+      <w:r>
+        <w:rPr>
+          <w:rFonts w:hint="eastAsia"/>
+        </w:rPr>
+        <w:t xml:space="preserve"> kubectl</w:t>
+      </w:r>
+      <w:r>
+        <w:rPr>
+          <w:rFonts w:hint="eastAsia"/>
+        </w:rPr>
+        <w:t>。集群里跑个</w:t>
+      </w:r>
+      <w:r>
+        <w:rPr>
+          <w:rFonts w:hint="eastAsia"/>
+        </w:rPr>
+        <w:t xml:space="preserve"> Agent </w:t>
+      </w:r>
+      <w:r>
+        <w:rPr>
+          <w:rFonts w:hint="eastAsia"/>
+        </w:rPr>
+        <w:t>盯着</w:t>
+      </w:r>
+    </w:p>
+    <w:p>
+      <w:pPr>
+        <w:spacing w:after="80"/>
+        <w:rPr>
+          <w:rFonts w:hint="eastAsia"/>
+        </w:rPr>
+      </w:pPr>
+      <w:r>
+        <w:rPr>
+          <w:rFonts w:hint="eastAsia"/>
+        </w:rPr>
+        <w:t xml:space="preserve">  Git </w:t>
+      </w:r>
+      <w:r>
+        <w:rPr>
+          <w:rFonts w:hint="eastAsia"/>
+        </w:rPr>
+        <w:t>仓库，发现有变动就自动同步，发现有人手动改了集群就自动改回来。这种</w:t>
+      </w:r>
+      <w:r>
+        <w:rPr>
+          <w:rFonts w:hint="eastAsia"/>
+        </w:rPr>
+        <w:t xml:space="preserve"> Pull </w:t>
+      </w:r>
+      <w:r>
+        <w:rPr>
+          <w:rFonts w:hint="eastAsia"/>
+        </w:rPr>
+        <w:t>模式比</w:t>
+      </w:r>
+      <w:r>
+        <w:rPr>
+          <w:rFonts w:hint="eastAsia"/>
+        </w:rPr>
+        <w:t xml:space="preserve"> CI/CD </w:t>
+      </w:r>
+      <w:r>
+        <w:rPr>
+          <w:rFonts w:hint="eastAsia"/>
+        </w:rPr>
+        <w:t>的</w:t>
+      </w:r>
+      <w:r>
+        <w:rPr>
+          <w:rFonts w:hint="eastAsia"/>
+        </w:rPr>
+        <w:t xml:space="preserve"> Push </w:t>
+      </w:r>
+      <w:r>
+        <w:rPr>
+          <w:rFonts w:hint="eastAsia"/>
+        </w:rPr>
+        <w:t>模式更安全，因为不用把</w:t>
+      </w:r>
+      <w:r>
+        <w:rPr>
+          <w:rFonts w:hint="eastAsia"/>
+        </w:rPr>
+        <w:t xml:space="preserve"> API</w:t>
+      </w:r>
+    </w:p>
+    <w:p>
+      <w:pPr>
+        <w:spacing w:after="80"/>
+        <w:rPr>
+          <w:rFonts w:hint="eastAsia"/>
+        </w:rPr>
+      </w:pPr>
+      <w:r>
+        <w:rPr>
+          <w:rFonts w:hint="eastAsia"/>
+        </w:rPr>
+        <w:t xml:space="preserve">  Server </w:t>
+      </w:r>
+      <w:r>
+        <w:rPr>
+          <w:rFonts w:hint="eastAsia"/>
+        </w:rPr>
+        <w:t>暴露出去。</w:t>
+      </w:r>
     </w:p>
     <w:p>
       <w:pPr>
@@ -13428,6 +14232,3438 @@
     <w:p>
       <w:pPr>
         <w:spacing w:after="40"/>
+      </w:pPr>
+    </w:p>
+    <w:p>
+      <w:pPr>
+        <w:spacing w:after="40"/>
+      </w:pPr>
+      <w:r>
+        <w:lastRenderedPageBreak/>
+        <w:drawing>
+          <wp:inline distT="0" distB="0" distL="0" distR="0" wp14:anchorId="55D5A8F3" wp14:editId="51E4095A">
+            <wp:extent cx="5960110" cy="3329305"/>
+            <wp:effectExtent l="0" t="0" r="2540" b="4445"/>
+            <wp:docPr id="1739725342" name="图片 1"/>
+            <wp:cNvGraphicFramePr>
+              <a:graphicFrameLocks xmlns:a="http://schemas.openxmlformats.org/drawingml/2006/main" noChangeAspect="1"/>
+            </wp:cNvGraphicFramePr>
+            <a:graphic xmlns:a="http://schemas.openxmlformats.org/drawingml/2006/main">
+              <a:graphicData uri="http://schemas.openxmlformats.org/drawingml/2006/picture">
+                <pic:pic xmlns:pic="http://schemas.openxmlformats.org/drawingml/2006/picture">
+                  <pic:nvPicPr>
+                    <pic:cNvPr id="1739725342" name=""/>
+                    <pic:cNvPicPr/>
+                  </pic:nvPicPr>
+                  <pic:blipFill>
+                    <a:blip r:embed="rId36"/>
+                    <a:stretch>
+                      <a:fillRect/>
+                    </a:stretch>
+                  </pic:blipFill>
+                  <pic:spPr>
+                    <a:xfrm>
+                      <a:off x="0" y="0"/>
+                      <a:ext cx="5960110" cy="3329305"/>
+                    </a:xfrm>
+                    <a:prstGeom prst="rect">
+                      <a:avLst/>
+                    </a:prstGeom>
+                  </pic:spPr>
+                </pic:pic>
+              </a:graphicData>
+            </a:graphic>
+          </wp:inline>
+        </w:drawing>
+      </w:r>
+    </w:p>
+    <w:p>
+      <w:pPr>
+        <w:spacing w:after="40"/>
+        <w:rPr>
+          <w:rFonts w:hint="eastAsia"/>
+        </w:rPr>
+      </w:pPr>
+      <w:r>
+        <w:rPr>
+          <w:rFonts w:hint="eastAsia"/>
+        </w:rPr>
+        <w:t>一、实验背景与目的</w:t>
+      </w:r>
+    </w:p>
+    <w:p>
+      <w:pPr>
+        <w:spacing w:after="40"/>
+      </w:pPr>
+    </w:p>
+    <w:p>
+      <w:pPr>
+        <w:spacing w:after="40"/>
+        <w:rPr>
+          <w:rFonts w:hint="eastAsia"/>
+        </w:rPr>
+      </w:pPr>
+      <w:r>
+        <w:rPr>
+          <w:rFonts w:hint="eastAsia"/>
+        </w:rPr>
+        <w:t xml:space="preserve">  </w:t>
+      </w:r>
+      <w:r>
+        <w:rPr>
+          <w:rFonts w:hint="eastAsia"/>
+        </w:rPr>
+        <w:t>深度学习模型的训练时间随数据量和模型规模增长而线性增加，单机训练成为瓶颈。分布式训练将计算分散到多个处理器上并行执行，是工</w:t>
+      </w:r>
+    </w:p>
+    <w:p>
+      <w:pPr>
+        <w:spacing w:after="40"/>
+        <w:rPr>
+          <w:rFonts w:hint="eastAsia"/>
+        </w:rPr>
+      </w:pPr>
+      <w:r>
+        <w:rPr>
+          <w:rFonts w:hint="eastAsia"/>
+        </w:rPr>
+        <w:t xml:space="preserve">  </w:t>
+      </w:r>
+      <w:r>
+        <w:rPr>
+          <w:rFonts w:hint="eastAsia"/>
+        </w:rPr>
+        <w:t>业界训练大模型的标准方案。本实验使用</w:t>
+      </w:r>
+      <w:r>
+        <w:rPr>
+          <w:rFonts w:hint="eastAsia"/>
+        </w:rPr>
+        <w:t xml:space="preserve"> PyTorch </w:t>
+      </w:r>
+      <w:r>
+        <w:rPr>
+          <w:rFonts w:hint="eastAsia"/>
+        </w:rPr>
+        <w:t>的</w:t>
+      </w:r>
+      <w:r>
+        <w:rPr>
+          <w:rFonts w:hint="eastAsia"/>
+        </w:rPr>
+        <w:t xml:space="preserve"> DistributedDataParallel</w:t>
+      </w:r>
+      <w:r>
+        <w:rPr>
+          <w:rFonts w:hint="eastAsia"/>
+        </w:rPr>
+        <w:t>（</w:t>
+      </w:r>
+      <w:r>
+        <w:rPr>
+          <w:rFonts w:hint="eastAsia"/>
+        </w:rPr>
+        <w:t>DDP</w:t>
+      </w:r>
+      <w:r>
+        <w:rPr>
+          <w:rFonts w:hint="eastAsia"/>
+        </w:rPr>
+        <w:t>）模块，在本地</w:t>
+      </w:r>
+      <w:r>
+        <w:rPr>
+          <w:rFonts w:hint="eastAsia"/>
+        </w:rPr>
+        <w:t xml:space="preserve"> CPU </w:t>
+      </w:r>
+      <w:r>
+        <w:rPr>
+          <w:rFonts w:hint="eastAsia"/>
+        </w:rPr>
+        <w:t>环境上以</w:t>
+      </w:r>
+      <w:r>
+        <w:rPr>
+          <w:rFonts w:hint="eastAsia"/>
+        </w:rPr>
+        <w:t xml:space="preserve"> MNIST</w:t>
+      </w:r>
+    </w:p>
+    <w:p>
+      <w:pPr>
+        <w:spacing w:after="40"/>
+        <w:rPr>
+          <w:rFonts w:hint="eastAsia"/>
+        </w:rPr>
+      </w:pPr>
+      <w:r>
+        <w:rPr>
+          <w:rFonts w:hint="eastAsia"/>
+        </w:rPr>
+        <w:t xml:space="preserve">  </w:t>
+      </w:r>
+      <w:r>
+        <w:rPr>
+          <w:rFonts w:hint="eastAsia"/>
+        </w:rPr>
+        <w:t>手写数字识别任务为例，对比单机单进程与分布式两进程的训练性能，理解</w:t>
+      </w:r>
+      <w:r>
+        <w:rPr>
+          <w:rFonts w:hint="eastAsia"/>
+        </w:rPr>
+        <w:t xml:space="preserve"> AllReduce </w:t>
+      </w:r>
+      <w:r>
+        <w:rPr>
+          <w:rFonts w:hint="eastAsia"/>
+        </w:rPr>
+        <w:t>梯度同步的原理以及数据并行与模型并行的区别。</w:t>
+      </w:r>
+    </w:p>
+    <w:p>
+      <w:pPr>
+        <w:spacing w:after="40"/>
+      </w:pPr>
+    </w:p>
+    <w:p>
+      <w:pPr>
+        <w:spacing w:after="40"/>
+        <w:rPr>
+          <w:rFonts w:hint="eastAsia"/>
+        </w:rPr>
+      </w:pPr>
+      <w:r>
+        <w:rPr>
+          <w:rFonts w:hint="eastAsia"/>
+        </w:rPr>
+        <w:t xml:space="preserve">  </w:t>
+      </w:r>
+      <w:r>
+        <w:rPr>
+          <w:rFonts w:hint="eastAsia"/>
+        </w:rPr>
+        <w:t>二、实验环境与配置</w:t>
+      </w:r>
+    </w:p>
+    <w:p>
+      <w:pPr>
+        <w:spacing w:after="40"/>
+      </w:pPr>
+    </w:p>
+    <w:p>
+      <w:pPr>
+        <w:spacing w:after="40"/>
+        <w:rPr>
+          <w:rFonts w:hint="eastAsia"/>
+        </w:rPr>
+      </w:pPr>
+      <w:r>
+        <w:rPr>
+          <w:rFonts w:hint="eastAsia"/>
+        </w:rPr>
+        <w:t xml:space="preserve">  </w:t>
+      </w:r>
+      <w:r>
+        <w:rPr>
+          <w:rFonts w:hint="eastAsia"/>
+        </w:rPr>
+        <w:t>硬件：本地</w:t>
+      </w:r>
+      <w:r>
+        <w:rPr>
+          <w:rFonts w:hint="eastAsia"/>
+        </w:rPr>
+        <w:t xml:space="preserve"> Windows </w:t>
+      </w:r>
+      <w:r>
+        <w:rPr>
+          <w:rFonts w:hint="eastAsia"/>
+        </w:rPr>
+        <w:t>笔记本，</w:t>
+      </w:r>
+      <w:r>
+        <w:rPr>
+          <w:rFonts w:hint="eastAsia"/>
+        </w:rPr>
+        <w:t xml:space="preserve">Intel CPU 20 </w:t>
+      </w:r>
+      <w:r>
+        <w:rPr>
+          <w:rFonts w:hint="eastAsia"/>
+        </w:rPr>
+        <w:t>核，无</w:t>
+      </w:r>
+      <w:r>
+        <w:rPr>
+          <w:rFonts w:hint="eastAsia"/>
+        </w:rPr>
+        <w:t xml:space="preserve"> GPU</w:t>
+      </w:r>
+      <w:r>
+        <w:rPr>
+          <w:rFonts w:hint="eastAsia"/>
+        </w:rPr>
+        <w:t>，内存充足。软件：</w:t>
+      </w:r>
+      <w:r>
+        <w:rPr>
+          <w:rFonts w:hint="eastAsia"/>
+        </w:rPr>
+        <w:t>PyTorch 2.12.0</w:t>
+      </w:r>
+      <w:r>
+        <w:rPr>
+          <w:rFonts w:hint="eastAsia"/>
+        </w:rPr>
+        <w:t>，使用</w:t>
+      </w:r>
+      <w:r>
+        <w:rPr>
+          <w:rFonts w:hint="eastAsia"/>
+        </w:rPr>
+        <w:t xml:space="preserve"> Gloo </w:t>
+      </w:r>
+      <w:r>
+        <w:rPr>
+          <w:rFonts w:hint="eastAsia"/>
+        </w:rPr>
+        <w:t>通信后端（</w:t>
+      </w:r>
+      <w:r>
+        <w:rPr>
+          <w:rFonts w:hint="eastAsia"/>
+        </w:rPr>
+        <w:t xml:space="preserve">CPU </w:t>
+      </w:r>
+      <w:r>
+        <w:rPr>
+          <w:rFonts w:hint="eastAsia"/>
+        </w:rPr>
+        <w:t>环境不支持</w:t>
+      </w:r>
+    </w:p>
+    <w:p>
+      <w:pPr>
+        <w:spacing w:after="40"/>
+        <w:rPr>
+          <w:rFonts w:hint="eastAsia"/>
+        </w:rPr>
+      </w:pPr>
+      <w:r>
+        <w:rPr>
+          <w:rFonts w:hint="eastAsia"/>
+        </w:rPr>
+        <w:t xml:space="preserve">  NVIDIA </w:t>
+      </w:r>
+      <w:r>
+        <w:rPr>
+          <w:rFonts w:hint="eastAsia"/>
+        </w:rPr>
+        <w:t>的</w:t>
+      </w:r>
+      <w:r>
+        <w:rPr>
+          <w:rFonts w:hint="eastAsia"/>
+        </w:rPr>
+        <w:t xml:space="preserve"> NCCL </w:t>
+      </w:r>
+      <w:r>
+        <w:rPr>
+          <w:rFonts w:hint="eastAsia"/>
+        </w:rPr>
+        <w:t>通信库，</w:t>
+      </w:r>
+      <w:r>
+        <w:rPr>
+          <w:rFonts w:hint="eastAsia"/>
+        </w:rPr>
+        <w:t xml:space="preserve">Gloo </w:t>
+      </w:r>
+      <w:r>
+        <w:rPr>
+          <w:rFonts w:hint="eastAsia"/>
+        </w:rPr>
+        <w:t>是</w:t>
+      </w:r>
+      <w:r>
+        <w:rPr>
+          <w:rFonts w:hint="eastAsia"/>
+        </w:rPr>
+        <w:t xml:space="preserve"> PyTorch </w:t>
+      </w:r>
+      <w:r>
+        <w:rPr>
+          <w:rFonts w:hint="eastAsia"/>
+        </w:rPr>
+        <w:t>为</w:t>
+      </w:r>
+      <w:r>
+        <w:rPr>
+          <w:rFonts w:hint="eastAsia"/>
+        </w:rPr>
+        <w:t xml:space="preserve"> CPU </w:t>
+      </w:r>
+      <w:r>
+        <w:rPr>
+          <w:rFonts w:hint="eastAsia"/>
+        </w:rPr>
+        <w:t>和</w:t>
+      </w:r>
+      <w:r>
+        <w:rPr>
+          <w:rFonts w:hint="eastAsia"/>
+        </w:rPr>
+        <w:t xml:space="preserve"> GPU </w:t>
+      </w:r>
+      <w:r>
+        <w:rPr>
+          <w:rFonts w:hint="eastAsia"/>
+        </w:rPr>
+        <w:t>跨平台兼容提供的替代方案）。模型采用</w:t>
+      </w:r>
+    </w:p>
+    <w:p>
+      <w:pPr>
+        <w:spacing w:after="40"/>
+        <w:rPr>
+          <w:rFonts w:hint="eastAsia"/>
+        </w:rPr>
+      </w:pPr>
+      <w:r>
+        <w:rPr>
+          <w:rFonts w:hint="eastAsia"/>
+        </w:rPr>
+        <w:t xml:space="preserve">  SimpleCNN</w:t>
+      </w:r>
+      <w:r>
+        <w:rPr>
+          <w:rFonts w:hint="eastAsia"/>
+        </w:rPr>
+        <w:t>，结构为两层卷积加两层全连接：第一层</w:t>
+      </w:r>
+      <w:r>
+        <w:rPr>
+          <w:rFonts w:hint="eastAsia"/>
+        </w:rPr>
+        <w:t xml:space="preserve"> 1 </w:t>
+      </w:r>
+      <w:r>
+        <w:rPr>
+          <w:rFonts w:hint="eastAsia"/>
+        </w:rPr>
+        <w:t>通道到</w:t>
+      </w:r>
+      <w:r>
+        <w:rPr>
+          <w:rFonts w:hint="eastAsia"/>
+        </w:rPr>
+        <w:t xml:space="preserve"> 16 </w:t>
+      </w:r>
+      <w:r>
+        <w:rPr>
+          <w:rFonts w:hint="eastAsia"/>
+        </w:rPr>
+        <w:t>通道的</w:t>
+      </w:r>
+      <w:r>
+        <w:rPr>
+          <w:rFonts w:hint="eastAsia"/>
+        </w:rPr>
+        <w:t xml:space="preserve"> 3x3 </w:t>
+      </w:r>
+      <w:r>
+        <w:rPr>
+          <w:rFonts w:hint="eastAsia"/>
+        </w:rPr>
+        <w:t>卷积接</w:t>
+      </w:r>
+      <w:r>
+        <w:rPr>
+          <w:rFonts w:hint="eastAsia"/>
+        </w:rPr>
+        <w:t xml:space="preserve"> ReLU </w:t>
+      </w:r>
+      <w:r>
+        <w:rPr>
+          <w:rFonts w:hint="eastAsia"/>
+        </w:rPr>
+        <w:t>和</w:t>
+      </w:r>
+      <w:r>
+        <w:rPr>
+          <w:rFonts w:hint="eastAsia"/>
+        </w:rPr>
+        <w:t xml:space="preserve"> 2x2 </w:t>
+      </w:r>
+      <w:r>
+        <w:rPr>
+          <w:rFonts w:hint="eastAsia"/>
+        </w:rPr>
+        <w:t>最大池化，第二层</w:t>
+      </w:r>
+      <w:r>
+        <w:rPr>
+          <w:rFonts w:hint="eastAsia"/>
+        </w:rPr>
+        <w:t xml:space="preserve"> 16 </w:t>
+      </w:r>
+      <w:r>
+        <w:rPr>
+          <w:rFonts w:hint="eastAsia"/>
+        </w:rPr>
+        <w:t>通道到</w:t>
+      </w:r>
+      <w:r>
+        <w:rPr>
+          <w:rFonts w:hint="eastAsia"/>
+        </w:rPr>
+        <w:t xml:space="preserve"> 32</w:t>
+      </w:r>
+    </w:p>
+    <w:p>
+      <w:pPr>
+        <w:spacing w:after="40"/>
+        <w:rPr>
+          <w:rFonts w:hint="eastAsia"/>
+        </w:rPr>
+      </w:pPr>
+      <w:r>
+        <w:rPr>
+          <w:rFonts w:hint="eastAsia"/>
+        </w:rPr>
+        <w:t xml:space="preserve">  </w:t>
+      </w:r>
+      <w:r>
+        <w:rPr>
+          <w:rFonts w:hint="eastAsia"/>
+        </w:rPr>
+        <w:t>通道的</w:t>
+      </w:r>
+      <w:r>
+        <w:rPr>
+          <w:rFonts w:hint="eastAsia"/>
+        </w:rPr>
+        <w:t xml:space="preserve"> 3x3 </w:t>
+      </w:r>
+      <w:r>
+        <w:rPr>
+          <w:rFonts w:hint="eastAsia"/>
+        </w:rPr>
+        <w:t>卷积同样接</w:t>
+      </w:r>
+      <w:r>
+        <w:rPr>
+          <w:rFonts w:hint="eastAsia"/>
+        </w:rPr>
+        <w:t xml:space="preserve"> ReLU </w:t>
+      </w:r>
+      <w:r>
+        <w:rPr>
+          <w:rFonts w:hint="eastAsia"/>
+        </w:rPr>
+        <w:t>和池化，之后展平接</w:t>
+      </w:r>
+      <w:r>
+        <w:rPr>
+          <w:rFonts w:hint="eastAsia"/>
+        </w:rPr>
+        <w:t xml:space="preserve"> 128 </w:t>
+      </w:r>
+      <w:r>
+        <w:rPr>
+          <w:rFonts w:hint="eastAsia"/>
+        </w:rPr>
+        <w:t>维全连接和</w:t>
+      </w:r>
+      <w:r>
+        <w:rPr>
+          <w:rFonts w:hint="eastAsia"/>
+        </w:rPr>
+        <w:t xml:space="preserve"> 10 </w:t>
+      </w:r>
+      <w:r>
+        <w:rPr>
+          <w:rFonts w:hint="eastAsia"/>
+        </w:rPr>
+        <w:t>分类输出，总参数量约</w:t>
+      </w:r>
+      <w:r>
+        <w:rPr>
+          <w:rFonts w:hint="eastAsia"/>
+        </w:rPr>
+        <w:t xml:space="preserve"> 5.5 </w:t>
+      </w:r>
+      <w:r>
+        <w:rPr>
+          <w:rFonts w:hint="eastAsia"/>
+        </w:rPr>
+        <w:t>万个。数据集为</w:t>
+      </w:r>
+      <w:r>
+        <w:rPr>
+          <w:rFonts w:hint="eastAsia"/>
+        </w:rPr>
+        <w:t xml:space="preserve"> MNIST</w:t>
+      </w:r>
+      <w:r>
+        <w:rPr>
+          <w:rFonts w:hint="eastAsia"/>
+        </w:rPr>
+        <w:t>，包含六万张</w:t>
+      </w:r>
+    </w:p>
+    <w:p>
+      <w:pPr>
+        <w:spacing w:after="40"/>
+        <w:rPr>
+          <w:rFonts w:hint="eastAsia"/>
+        </w:rPr>
+      </w:pPr>
+      <w:r>
+        <w:rPr>
+          <w:rFonts w:hint="eastAsia"/>
+        </w:rPr>
+        <w:t xml:space="preserve">  28x28 </w:t>
+      </w:r>
+      <w:r>
+        <w:rPr>
+          <w:rFonts w:hint="eastAsia"/>
+        </w:rPr>
+        <w:t>像素的灰度手写数字图像，十个类别</w:t>
+      </w:r>
+      <w:r>
+        <w:rPr>
+          <w:rFonts w:hint="eastAsia"/>
+        </w:rPr>
+        <w:t xml:space="preserve"> 0 </w:t>
+      </w:r>
+      <w:r>
+        <w:rPr>
+          <w:rFonts w:hint="eastAsia"/>
+        </w:rPr>
+        <w:t>到</w:t>
+      </w:r>
+      <w:r>
+        <w:rPr>
+          <w:rFonts w:hint="eastAsia"/>
+        </w:rPr>
+        <w:t xml:space="preserve"> 9</w:t>
+      </w:r>
+      <w:r>
+        <w:rPr>
+          <w:rFonts w:hint="eastAsia"/>
+        </w:rPr>
+        <w:t>。训练超参数统一为：</w:t>
+      </w:r>
+      <w:r>
+        <w:rPr>
+          <w:rFonts w:hint="eastAsia"/>
+        </w:rPr>
+        <w:t>batch size 64</w:t>
+      </w:r>
+      <w:r>
+        <w:rPr>
+          <w:rFonts w:hint="eastAsia"/>
+        </w:rPr>
+        <w:t>，优化器</w:t>
+      </w:r>
+      <w:r>
+        <w:rPr>
+          <w:rFonts w:hint="eastAsia"/>
+        </w:rPr>
+        <w:t xml:space="preserve"> Adam</w:t>
+      </w:r>
+      <w:r>
+        <w:rPr>
+          <w:rFonts w:hint="eastAsia"/>
+        </w:rPr>
+        <w:t>，学习率</w:t>
+      </w:r>
+    </w:p>
+    <w:p>
+      <w:pPr>
+        <w:spacing w:after="40"/>
+        <w:rPr>
+          <w:rFonts w:hint="eastAsia"/>
+        </w:rPr>
+      </w:pPr>
+      <w:r>
+        <w:rPr>
+          <w:rFonts w:hint="eastAsia"/>
+        </w:rPr>
+        <w:t xml:space="preserve">  0.001</w:t>
+      </w:r>
+      <w:r>
+        <w:rPr>
+          <w:rFonts w:hint="eastAsia"/>
+        </w:rPr>
+        <w:t>，损失函数交叉熵，训练</w:t>
+      </w:r>
+      <w:r>
+        <w:rPr>
+          <w:rFonts w:hint="eastAsia"/>
+        </w:rPr>
+        <w:t xml:space="preserve"> 2 </w:t>
+      </w:r>
+      <w:r>
+        <w:rPr>
+          <w:rFonts w:hint="eastAsia"/>
+        </w:rPr>
+        <w:t>个</w:t>
+      </w:r>
+      <w:r>
+        <w:rPr>
+          <w:rFonts w:hint="eastAsia"/>
+        </w:rPr>
+        <w:t xml:space="preserve"> Epoch</w:t>
+      </w:r>
+      <w:r>
+        <w:rPr>
+          <w:rFonts w:hint="eastAsia"/>
+        </w:rPr>
+        <w:t>。</w:t>
+      </w:r>
+    </w:p>
+    <w:p>
+      <w:pPr>
+        <w:spacing w:after="40"/>
+      </w:pPr>
+    </w:p>
+    <w:p>
+      <w:pPr>
+        <w:spacing w:after="40"/>
+        <w:rPr>
+          <w:rFonts w:hint="eastAsia"/>
+        </w:rPr>
+      </w:pPr>
+      <w:r>
+        <w:rPr>
+          <w:rFonts w:hint="eastAsia"/>
+        </w:rPr>
+        <w:t xml:space="preserve">  </w:t>
+      </w:r>
+      <w:r>
+        <w:rPr>
+          <w:rFonts w:hint="eastAsia"/>
+        </w:rPr>
+        <w:t>单机模式下，</w:t>
+      </w:r>
+      <w:r>
+        <w:rPr>
+          <w:rFonts w:hint="eastAsia"/>
+        </w:rPr>
+        <w:t xml:space="preserve">DataLoader </w:t>
+      </w:r>
+      <w:r>
+        <w:rPr>
+          <w:rFonts w:hint="eastAsia"/>
+        </w:rPr>
+        <w:t>加载全部六万样本，每个</w:t>
+      </w:r>
+      <w:r>
+        <w:rPr>
+          <w:rFonts w:hint="eastAsia"/>
+        </w:rPr>
+        <w:t xml:space="preserve"> Epoch </w:t>
+      </w:r>
+      <w:r>
+        <w:rPr>
+          <w:rFonts w:hint="eastAsia"/>
+        </w:rPr>
+        <w:t>遍历一次全量数据。分布式模式下，使用</w:t>
+      </w:r>
+      <w:r>
+        <w:rPr>
+          <w:rFonts w:hint="eastAsia"/>
+        </w:rPr>
+        <w:t xml:space="preserve"> torch.multiprocessing.spawn </w:t>
+      </w:r>
+      <w:r>
+        <w:rPr>
+          <w:rFonts w:hint="eastAsia"/>
+        </w:rPr>
+        <w:t>启动</w:t>
+      </w:r>
+      <w:r>
+        <w:rPr>
+          <w:rFonts w:hint="eastAsia"/>
+        </w:rPr>
+        <w:t xml:space="preserve"> 2</w:t>
+      </w:r>
+    </w:p>
+    <w:p>
+      <w:pPr>
+        <w:spacing w:after="40"/>
+        <w:rPr>
+          <w:rFonts w:hint="eastAsia"/>
+        </w:rPr>
+      </w:pPr>
+      <w:r>
+        <w:rPr>
+          <w:rFonts w:hint="eastAsia"/>
+        </w:rPr>
+        <w:t xml:space="preserve">  </w:t>
+      </w:r>
+      <w:r>
+        <w:rPr>
+          <w:rFonts w:hint="eastAsia"/>
+        </w:rPr>
+        <w:t>个子进程作为</w:t>
+      </w:r>
+      <w:r>
+        <w:rPr>
+          <w:rFonts w:hint="eastAsia"/>
+        </w:rPr>
+        <w:t xml:space="preserve"> Worker</w:t>
+      </w:r>
+      <w:r>
+        <w:rPr>
+          <w:rFonts w:hint="eastAsia"/>
+        </w:rPr>
+        <w:t>，每个</w:t>
+      </w:r>
+      <w:r>
+        <w:rPr>
+          <w:rFonts w:hint="eastAsia"/>
+        </w:rPr>
+        <w:t xml:space="preserve"> Worker </w:t>
+      </w:r>
+      <w:r>
+        <w:rPr>
+          <w:rFonts w:hint="eastAsia"/>
+        </w:rPr>
+        <w:t>通过</w:t>
+      </w:r>
+      <w:r>
+        <w:rPr>
+          <w:rFonts w:hint="eastAsia"/>
+        </w:rPr>
+        <w:t xml:space="preserve"> DistributedSampler </w:t>
+      </w:r>
+      <w:r>
+        <w:rPr>
+          <w:rFonts w:hint="eastAsia"/>
+        </w:rPr>
+        <w:t>将数据集按</w:t>
+      </w:r>
+      <w:r>
+        <w:rPr>
+          <w:rFonts w:hint="eastAsia"/>
+        </w:rPr>
+        <w:t xml:space="preserve"> rank</w:t>
+      </w:r>
+    </w:p>
+    <w:p>
+      <w:pPr>
+        <w:spacing w:after="40"/>
+        <w:rPr>
+          <w:rFonts w:hint="eastAsia"/>
+        </w:rPr>
+      </w:pPr>
+      <w:r>
+        <w:rPr>
+          <w:rFonts w:hint="eastAsia"/>
+        </w:rPr>
+        <w:t xml:space="preserve">  </w:t>
+      </w:r>
+      <w:r>
+        <w:rPr>
+          <w:rFonts w:hint="eastAsia"/>
+        </w:rPr>
+        <w:t>分片，保证两进程处理的数据完全不重复，各拿到约三万样本。通信初始化时设置</w:t>
+      </w:r>
+      <w:r>
+        <w:rPr>
+          <w:rFonts w:hint="eastAsia"/>
+        </w:rPr>
+        <w:t xml:space="preserve"> </w:t>
+      </w:r>
+      <w:r>
+        <w:rPr>
+          <w:rFonts w:hint="eastAsia"/>
+        </w:rPr>
+        <w:lastRenderedPageBreak/>
+        <w:t xml:space="preserve">MASTER_ADDR </w:t>
+      </w:r>
+      <w:r>
+        <w:rPr>
+          <w:rFonts w:hint="eastAsia"/>
+        </w:rPr>
+        <w:t>为</w:t>
+      </w:r>
+      <w:r>
+        <w:rPr>
+          <w:rFonts w:hint="eastAsia"/>
+        </w:rPr>
+        <w:t xml:space="preserve"> localhost</w:t>
+      </w:r>
+      <w:r>
+        <w:rPr>
+          <w:rFonts w:hint="eastAsia"/>
+        </w:rPr>
+        <w:t>、</w:t>
+      </w:r>
+      <w:r>
+        <w:rPr>
+          <w:rFonts w:hint="eastAsia"/>
+        </w:rPr>
+        <w:t xml:space="preserve">MASTER_PORT </w:t>
+      </w:r>
+      <w:r>
+        <w:rPr>
+          <w:rFonts w:hint="eastAsia"/>
+        </w:rPr>
+        <w:t>为</w:t>
+      </w:r>
+    </w:p>
+    <w:p>
+      <w:pPr>
+        <w:spacing w:after="40"/>
+        <w:rPr>
+          <w:rFonts w:hint="eastAsia"/>
+        </w:rPr>
+      </w:pPr>
+      <w:r>
+        <w:rPr>
+          <w:rFonts w:hint="eastAsia"/>
+        </w:rPr>
+        <w:t xml:space="preserve">  12355</w:t>
+      </w:r>
+      <w:r>
+        <w:rPr>
+          <w:rFonts w:hint="eastAsia"/>
+        </w:rPr>
+        <w:t>，使用</w:t>
+      </w:r>
+      <w:r>
+        <w:rPr>
+          <w:rFonts w:hint="eastAsia"/>
+        </w:rPr>
+        <w:t xml:space="preserve"> init_process_group </w:t>
+      </w:r>
+      <w:r>
+        <w:rPr>
+          <w:rFonts w:hint="eastAsia"/>
+        </w:rPr>
+        <w:t>建立</w:t>
+      </w:r>
+      <w:r>
+        <w:rPr>
+          <w:rFonts w:hint="eastAsia"/>
+        </w:rPr>
+        <w:t xml:space="preserve"> Gloo </w:t>
+      </w:r>
+      <w:r>
+        <w:rPr>
+          <w:rFonts w:hint="eastAsia"/>
+        </w:rPr>
+        <w:t>进程组。每个</w:t>
+      </w:r>
+      <w:r>
+        <w:rPr>
+          <w:rFonts w:hint="eastAsia"/>
+        </w:rPr>
+        <w:t xml:space="preserve"> Worker</w:t>
+      </w:r>
+    </w:p>
+    <w:p>
+      <w:pPr>
+        <w:spacing w:after="40"/>
+        <w:rPr>
+          <w:rFonts w:hint="eastAsia"/>
+        </w:rPr>
+      </w:pPr>
+      <w:r>
+        <w:rPr>
+          <w:rFonts w:hint="eastAsia"/>
+        </w:rPr>
+        <w:t xml:space="preserve">  </w:t>
+      </w:r>
+      <w:r>
+        <w:rPr>
+          <w:rFonts w:hint="eastAsia"/>
+        </w:rPr>
+        <w:t>保持一份完整模型副本，在自己的数据分片上独立计算前向传播和损失，反向传播后用</w:t>
+      </w:r>
+      <w:r>
+        <w:rPr>
+          <w:rFonts w:hint="eastAsia"/>
+        </w:rPr>
+        <w:t xml:space="preserve"> AllReduce </w:t>
+      </w:r>
+      <w:r>
+        <w:rPr>
+          <w:rFonts w:hint="eastAsia"/>
+        </w:rPr>
+        <w:t>汇总梯度，然后各自执行</w:t>
+      </w:r>
+    </w:p>
+    <w:p>
+      <w:pPr>
+        <w:spacing w:after="40"/>
+        <w:rPr>
+          <w:rFonts w:hint="eastAsia"/>
+        </w:rPr>
+      </w:pPr>
+      <w:r>
+        <w:rPr>
+          <w:rFonts w:hint="eastAsia"/>
+        </w:rPr>
+        <w:t xml:space="preserve">  optimizer.step() </w:t>
+      </w:r>
+      <w:r>
+        <w:rPr>
+          <w:rFonts w:hint="eastAsia"/>
+        </w:rPr>
+        <w:t>更新参数，保证两个</w:t>
+      </w:r>
+      <w:r>
+        <w:rPr>
+          <w:rFonts w:hint="eastAsia"/>
+        </w:rPr>
+        <w:t xml:space="preserve"> Worker </w:t>
+      </w:r>
+      <w:r>
+        <w:rPr>
+          <w:rFonts w:hint="eastAsia"/>
+        </w:rPr>
+        <w:t>的模型权重始终一致。</w:t>
+      </w:r>
+    </w:p>
+    <w:p>
+      <w:pPr>
+        <w:spacing w:after="40"/>
+      </w:pPr>
+    </w:p>
+    <w:p>
+      <w:pPr>
+        <w:spacing w:after="40"/>
+        <w:rPr>
+          <w:rFonts w:hint="eastAsia"/>
+        </w:rPr>
+      </w:pPr>
+      <w:r>
+        <w:rPr>
+          <w:rFonts w:hint="eastAsia"/>
+        </w:rPr>
+        <w:t xml:space="preserve">  </w:t>
+      </w:r>
+      <w:r>
+        <w:rPr>
+          <w:rFonts w:hint="eastAsia"/>
+        </w:rPr>
+        <w:t>三、实验结果与分析</w:t>
+      </w:r>
+    </w:p>
+    <w:p>
+      <w:pPr>
+        <w:spacing w:after="40"/>
+      </w:pPr>
+    </w:p>
+    <w:p>
+      <w:pPr>
+        <w:spacing w:after="40"/>
+        <w:rPr>
+          <w:rFonts w:hint="eastAsia"/>
+        </w:rPr>
+      </w:pPr>
+      <w:r>
+        <w:rPr>
+          <w:rFonts w:hint="eastAsia"/>
+        </w:rPr>
+        <w:t xml:space="preserve">  </w:t>
+      </w:r>
+      <w:r>
+        <w:rPr>
+          <w:rFonts w:hint="eastAsia"/>
+        </w:rPr>
+        <w:t>单机训练总耗时</w:t>
+      </w:r>
+      <w:r>
+        <w:rPr>
+          <w:rFonts w:hint="eastAsia"/>
+        </w:rPr>
+        <w:t xml:space="preserve"> 46.6 </w:t>
+      </w:r>
+      <w:r>
+        <w:rPr>
+          <w:rFonts w:hint="eastAsia"/>
+        </w:rPr>
+        <w:t>秒，</w:t>
+      </w:r>
+      <w:r>
+        <w:rPr>
+          <w:rFonts w:hint="eastAsia"/>
+        </w:rPr>
+        <w:t xml:space="preserve">Epoch1 </w:t>
+      </w:r>
+      <w:r>
+        <w:rPr>
+          <w:rFonts w:hint="eastAsia"/>
+        </w:rPr>
+        <w:t>准确率</w:t>
+      </w:r>
+      <w:r>
+        <w:rPr>
+          <w:rFonts w:hint="eastAsia"/>
+        </w:rPr>
+        <w:t xml:space="preserve"> 95.9%</w:t>
+      </w:r>
+      <w:r>
+        <w:rPr>
+          <w:rFonts w:hint="eastAsia"/>
+        </w:rPr>
+        <w:t>，</w:t>
+      </w:r>
+      <w:r>
+        <w:rPr>
+          <w:rFonts w:hint="eastAsia"/>
+        </w:rPr>
+        <w:t xml:space="preserve">Epoch2 </w:t>
+      </w:r>
+      <w:r>
+        <w:rPr>
+          <w:rFonts w:hint="eastAsia"/>
+        </w:rPr>
+        <w:t>准确率</w:t>
+      </w:r>
+      <w:r>
+        <w:rPr>
+          <w:rFonts w:hint="eastAsia"/>
+        </w:rPr>
+        <w:t xml:space="preserve"> 98.8%</w:t>
+      </w:r>
+      <w:r>
+        <w:rPr>
+          <w:rFonts w:hint="eastAsia"/>
+        </w:rPr>
+        <w:t>。分布式训练耗时</w:t>
+      </w:r>
+      <w:r>
+        <w:rPr>
+          <w:rFonts w:hint="eastAsia"/>
+        </w:rPr>
+        <w:t xml:space="preserve"> 30.5 </w:t>
+      </w:r>
+      <w:r>
+        <w:rPr>
+          <w:rFonts w:hint="eastAsia"/>
+        </w:rPr>
+        <w:t>秒（取两个</w:t>
+      </w:r>
+      <w:r>
+        <w:rPr>
+          <w:rFonts w:hint="eastAsia"/>
+        </w:rPr>
+        <w:t xml:space="preserve"> Worker</w:t>
+      </w:r>
+    </w:p>
+    <w:p>
+      <w:pPr>
+        <w:spacing w:after="40"/>
+        <w:rPr>
+          <w:rFonts w:hint="eastAsia"/>
+        </w:rPr>
+      </w:pPr>
+      <w:r>
+        <w:rPr>
+          <w:rFonts w:hint="eastAsia"/>
+        </w:rPr>
+        <w:t xml:space="preserve">  </w:t>
+      </w:r>
+      <w:r>
+        <w:rPr>
+          <w:rFonts w:hint="eastAsia"/>
+        </w:rPr>
+        <w:t>中较慢的那个），</w:t>
+      </w:r>
+      <w:r>
+        <w:rPr>
+          <w:rFonts w:hint="eastAsia"/>
+        </w:rPr>
+        <w:t xml:space="preserve">Epoch1 </w:t>
+      </w:r>
+      <w:r>
+        <w:rPr>
+          <w:rFonts w:hint="eastAsia"/>
+        </w:rPr>
+        <w:t>准确率</w:t>
+      </w:r>
+      <w:r>
+        <w:rPr>
+          <w:rFonts w:hint="eastAsia"/>
+        </w:rPr>
+        <w:t xml:space="preserve"> 93.1%</w:t>
+      </w:r>
+      <w:r>
+        <w:rPr>
+          <w:rFonts w:hint="eastAsia"/>
+        </w:rPr>
+        <w:t>，</w:t>
+      </w:r>
+      <w:r>
+        <w:rPr>
+          <w:rFonts w:hint="eastAsia"/>
+        </w:rPr>
+        <w:t xml:space="preserve">Epoch2 </w:t>
+      </w:r>
+      <w:r>
+        <w:rPr>
+          <w:rFonts w:hint="eastAsia"/>
+        </w:rPr>
+        <w:t>准确率</w:t>
+      </w:r>
+      <w:r>
+        <w:rPr>
+          <w:rFonts w:hint="eastAsia"/>
+        </w:rPr>
+        <w:t xml:space="preserve"> 98.0%</w:t>
+      </w:r>
+      <w:r>
+        <w:rPr>
+          <w:rFonts w:hint="eastAsia"/>
+        </w:rPr>
+        <w:t>。加速比为</w:t>
+      </w:r>
+      <w:r>
+        <w:rPr>
+          <w:rFonts w:hint="eastAsia"/>
+        </w:rPr>
+        <w:t xml:space="preserve"> 1.53 </w:t>
+      </w:r>
+      <w:r>
+        <w:rPr>
+          <w:rFonts w:hint="eastAsia"/>
+        </w:rPr>
+        <w:t>倍。</w:t>
+      </w:r>
+    </w:p>
+    <w:p>
+      <w:pPr>
+        <w:spacing w:after="40"/>
+      </w:pPr>
+    </w:p>
+    <w:p>
+      <w:pPr>
+        <w:spacing w:after="40"/>
+        <w:rPr>
+          <w:rFonts w:hint="eastAsia"/>
+        </w:rPr>
+      </w:pPr>
+      <w:r>
+        <w:rPr>
+          <w:rFonts w:hint="eastAsia"/>
+        </w:rPr>
+        <w:t xml:space="preserve">  </w:t>
+      </w:r>
+      <w:r>
+        <w:rPr>
+          <w:rFonts w:hint="eastAsia"/>
+        </w:rPr>
+        <w:t>加速比未达到理论最大值</w:t>
+      </w:r>
+      <w:r>
+        <w:rPr>
+          <w:rFonts w:hint="eastAsia"/>
+        </w:rPr>
+        <w:t xml:space="preserve"> 2 </w:t>
+      </w:r>
+      <w:r>
+        <w:rPr>
+          <w:rFonts w:hint="eastAsia"/>
+        </w:rPr>
+        <w:t>倍，原因有以下几点。第一，通信开销占比偏高。本模型仅</w:t>
+      </w:r>
+      <w:r>
+        <w:rPr>
+          <w:rFonts w:hint="eastAsia"/>
+        </w:rPr>
+        <w:t xml:space="preserve"> 5.5 </w:t>
+      </w:r>
+      <w:r>
+        <w:rPr>
+          <w:rFonts w:hint="eastAsia"/>
+        </w:rPr>
+        <w:t>万参数，一次</w:t>
+      </w:r>
+      <w:r>
+        <w:rPr>
+          <w:rFonts w:hint="eastAsia"/>
+        </w:rPr>
+        <w:t xml:space="preserve"> AllReduce </w:t>
+      </w:r>
+      <w:r>
+        <w:rPr>
+          <w:rFonts w:hint="eastAsia"/>
+        </w:rPr>
+        <w:t>传输的梯度量约</w:t>
+      </w:r>
+    </w:p>
+    <w:p>
+      <w:pPr>
+        <w:spacing w:after="40"/>
+        <w:rPr>
+          <w:rFonts w:hint="eastAsia"/>
+        </w:rPr>
+      </w:pPr>
+      <w:r>
+        <w:rPr>
+          <w:rFonts w:hint="eastAsia"/>
+        </w:rPr>
+        <w:t xml:space="preserve">  220KB</w:t>
+      </w:r>
+      <w:r>
+        <w:rPr>
+          <w:rFonts w:hint="eastAsia"/>
+        </w:rPr>
+        <w:t>，这个数据量极小。但</w:t>
+      </w:r>
+      <w:r>
+        <w:rPr>
+          <w:rFonts w:hint="eastAsia"/>
+        </w:rPr>
+        <w:t xml:space="preserve"> Gloo</w:t>
+      </w:r>
+    </w:p>
+    <w:p>
+      <w:pPr>
+        <w:spacing w:after="40"/>
+        <w:rPr>
+          <w:rFonts w:hint="eastAsia"/>
+        </w:rPr>
+      </w:pPr>
+      <w:r>
+        <w:rPr>
+          <w:rFonts w:hint="eastAsia"/>
+        </w:rPr>
+        <w:t xml:space="preserve">  </w:t>
+      </w:r>
+      <w:r>
+        <w:rPr>
+          <w:rFonts w:hint="eastAsia"/>
+        </w:rPr>
+        <w:t>通信后端每次迭代都需要完成建立连接、数据序列化、网络传输和反序列化这一完整流程，固定开销无法忽略。</w:t>
+      </w:r>
+      <w:r>
+        <w:rPr>
+          <w:rFonts w:hint="eastAsia"/>
+        </w:rPr>
+        <w:t xml:space="preserve">CPU </w:t>
+      </w:r>
+      <w:r>
+        <w:rPr>
+          <w:rFonts w:hint="eastAsia"/>
+        </w:rPr>
+        <w:t>环境下</w:t>
+      </w:r>
+      <w:r>
+        <w:rPr>
+          <w:rFonts w:hint="eastAsia"/>
+        </w:rPr>
+        <w:t xml:space="preserve"> Gloo </w:t>
+      </w:r>
+      <w:r>
+        <w:rPr>
+          <w:rFonts w:hint="eastAsia"/>
+        </w:rPr>
+        <w:t>基于</w:t>
+      </w:r>
+      <w:r>
+        <w:rPr>
+          <w:rFonts w:hint="eastAsia"/>
+        </w:rPr>
+        <w:t xml:space="preserve"> TCP</w:t>
+      </w:r>
+    </w:p>
+    <w:p>
+      <w:pPr>
+        <w:spacing w:after="40"/>
+        <w:rPr>
+          <w:rFonts w:hint="eastAsia"/>
+        </w:rPr>
+      </w:pPr>
+      <w:r>
+        <w:rPr>
+          <w:rFonts w:hint="eastAsia"/>
+        </w:rPr>
+        <w:t xml:space="preserve">  </w:t>
+      </w:r>
+      <w:r>
+        <w:rPr>
+          <w:rFonts w:hint="eastAsia"/>
+        </w:rPr>
+        <w:t>传输，延迟约数十微秒量级，对比</w:t>
+      </w:r>
+      <w:r>
+        <w:rPr>
+          <w:rFonts w:hint="eastAsia"/>
+        </w:rPr>
+        <w:t xml:space="preserve"> GPU </w:t>
+      </w:r>
+      <w:r>
+        <w:rPr>
+          <w:rFonts w:hint="eastAsia"/>
+        </w:rPr>
+        <w:t>上</w:t>
+      </w:r>
+      <w:r>
+        <w:rPr>
+          <w:rFonts w:hint="eastAsia"/>
+        </w:rPr>
+        <w:t xml:space="preserve"> NCCL </w:t>
+      </w:r>
+      <w:r>
+        <w:rPr>
+          <w:rFonts w:hint="eastAsia"/>
+        </w:rPr>
+        <w:t>通过</w:t>
+      </w:r>
+      <w:r>
+        <w:rPr>
+          <w:rFonts w:hint="eastAsia"/>
+        </w:rPr>
+        <w:t xml:space="preserve"> NVLink </w:t>
+      </w:r>
+      <w:r>
+        <w:rPr>
+          <w:rFonts w:hint="eastAsia"/>
+        </w:rPr>
+        <w:t>或</w:t>
+      </w:r>
+      <w:r>
+        <w:rPr>
+          <w:rFonts w:hint="eastAsia"/>
+        </w:rPr>
+        <w:t xml:space="preserve"> InfiniBand </w:t>
+      </w:r>
+      <w:r>
+        <w:rPr>
+          <w:rFonts w:hint="eastAsia"/>
+        </w:rPr>
+        <w:t>的微秒级延迟有明显差距。总的来看，通信在每轮迭代中占了</w:t>
+      </w:r>
+    </w:p>
+    <w:p>
+      <w:pPr>
+        <w:spacing w:after="40"/>
+        <w:rPr>
+          <w:rFonts w:hint="eastAsia"/>
+        </w:rPr>
+      </w:pPr>
+      <w:r>
+        <w:rPr>
+          <w:rFonts w:hint="eastAsia"/>
+        </w:rPr>
+        <w:t xml:space="preserve">  </w:t>
+      </w:r>
+      <w:r>
+        <w:rPr>
+          <w:rFonts w:hint="eastAsia"/>
+        </w:rPr>
+        <w:t>相当比例的时间，而这些时间在单机训练中是不存在的。第二，计算与通信没有重叠。</w:t>
+      </w:r>
+      <w:r>
+        <w:rPr>
+          <w:rFonts w:hint="eastAsia"/>
+        </w:rPr>
+        <w:t xml:space="preserve">PyTorch DDP </w:t>
+      </w:r>
+      <w:r>
+        <w:rPr>
+          <w:rFonts w:hint="eastAsia"/>
+        </w:rPr>
+        <w:t>在</w:t>
+      </w:r>
+      <w:r>
+        <w:rPr>
+          <w:rFonts w:hint="eastAsia"/>
+        </w:rPr>
+        <w:t xml:space="preserve"> CPU </w:t>
+      </w:r>
+      <w:r>
+        <w:rPr>
+          <w:rFonts w:hint="eastAsia"/>
+        </w:rPr>
+        <w:t>上默认是同步模式，</w:t>
+      </w:r>
+      <w:r>
+        <w:rPr>
+          <w:rFonts w:hint="eastAsia"/>
+        </w:rPr>
+        <w:t>backward</w:t>
+      </w:r>
+    </w:p>
+    <w:p>
+      <w:pPr>
+        <w:spacing w:after="40"/>
+        <w:rPr>
+          <w:rFonts w:hint="eastAsia"/>
+        </w:rPr>
+      </w:pPr>
+      <w:r>
+        <w:rPr>
+          <w:rFonts w:hint="eastAsia"/>
+        </w:rPr>
+        <w:t xml:space="preserve">  </w:t>
+      </w:r>
+      <w:r>
+        <w:rPr>
+          <w:rFonts w:hint="eastAsia"/>
+        </w:rPr>
+        <w:t>完成后立即触发</w:t>
+      </w:r>
+      <w:r>
+        <w:rPr>
+          <w:rFonts w:hint="eastAsia"/>
+        </w:rPr>
+        <w:t xml:space="preserve"> AllReduce</w:t>
+      </w:r>
+      <w:r>
+        <w:rPr>
+          <w:rFonts w:hint="eastAsia"/>
+        </w:rPr>
+        <w:t>，此时没有任何计算可以并行执行。在</w:t>
+      </w:r>
+      <w:r>
+        <w:rPr>
+          <w:rFonts w:hint="eastAsia"/>
+        </w:rPr>
+        <w:t xml:space="preserve"> GPU </w:t>
+      </w:r>
+      <w:r>
+        <w:rPr>
+          <w:rFonts w:hint="eastAsia"/>
+        </w:rPr>
+        <w:t>上可以通过将</w:t>
+      </w:r>
+      <w:r>
+        <w:rPr>
+          <w:rFonts w:hint="eastAsia"/>
+        </w:rPr>
+        <w:t xml:space="preserve"> backward </w:t>
+      </w:r>
+      <w:r>
+        <w:rPr>
+          <w:rFonts w:hint="eastAsia"/>
+        </w:rPr>
+        <w:t>和通信放入不同</w:t>
+      </w:r>
+      <w:r>
+        <w:rPr>
+          <w:rFonts w:hint="eastAsia"/>
+        </w:rPr>
+        <w:t xml:space="preserve"> CUDA Stream</w:t>
+      </w:r>
+    </w:p>
+    <w:p>
+      <w:pPr>
+        <w:spacing w:after="40"/>
+        <w:rPr>
+          <w:rFonts w:hint="eastAsia"/>
+        </w:rPr>
+      </w:pPr>
+      <w:r>
+        <w:rPr>
+          <w:rFonts w:hint="eastAsia"/>
+        </w:rPr>
+        <w:t xml:space="preserve">  </w:t>
+      </w:r>
+      <w:r>
+        <w:rPr>
+          <w:rFonts w:hint="eastAsia"/>
+        </w:rPr>
+        <w:t>实现重叠，</w:t>
+      </w:r>
+      <w:r>
+        <w:rPr>
+          <w:rFonts w:hint="eastAsia"/>
+        </w:rPr>
+        <w:t xml:space="preserve">CPU </w:t>
+      </w:r>
+      <w:r>
+        <w:rPr>
+          <w:rFonts w:hint="eastAsia"/>
+        </w:rPr>
+        <w:t>暂无此优化。第三，</w:t>
+      </w:r>
+      <w:r>
+        <w:rPr>
+          <w:rFonts w:hint="eastAsia"/>
+        </w:rPr>
+        <w:t xml:space="preserve">DistributedSampler </w:t>
+      </w:r>
+      <w:r>
+        <w:rPr>
+          <w:rFonts w:hint="eastAsia"/>
+        </w:rPr>
+        <w:t>的数据分片虽然减少了每个</w:t>
+      </w:r>
+      <w:r>
+        <w:rPr>
+          <w:rFonts w:hint="eastAsia"/>
+        </w:rPr>
+        <w:t xml:space="preserve"> Worker </w:t>
+      </w:r>
+      <w:r>
+        <w:rPr>
+          <w:rFonts w:hint="eastAsia"/>
+        </w:rPr>
+        <w:t>的计算量（约各一半），但每个</w:t>
+      </w:r>
+      <w:r>
+        <w:rPr>
+          <w:rFonts w:hint="eastAsia"/>
+        </w:rPr>
+        <w:t xml:space="preserve"> Worker</w:t>
+      </w:r>
+    </w:p>
+    <w:p>
+      <w:pPr>
+        <w:spacing w:after="40"/>
+        <w:rPr>
+          <w:rFonts w:hint="eastAsia"/>
+        </w:rPr>
+      </w:pPr>
+      <w:r>
+        <w:rPr>
+          <w:rFonts w:hint="eastAsia"/>
+        </w:rPr>
+        <w:t xml:space="preserve">  </w:t>
+      </w:r>
+      <w:r>
+        <w:rPr>
+          <w:rFonts w:hint="eastAsia"/>
+        </w:rPr>
+        <w:t>仍需完成完整的前向反向传播图，只是输入的</w:t>
+      </w:r>
+      <w:r>
+        <w:rPr>
+          <w:rFonts w:hint="eastAsia"/>
+        </w:rPr>
+        <w:t xml:space="preserve"> batch </w:t>
+      </w:r>
+      <w:r>
+        <w:rPr>
+          <w:rFonts w:hint="eastAsia"/>
+        </w:rPr>
+        <w:t>数减少，并非严格的计算量减半。综合来看，</w:t>
+      </w:r>
+      <w:r>
+        <w:rPr>
+          <w:rFonts w:hint="eastAsia"/>
+        </w:rPr>
+        <w:t xml:space="preserve">1.53 </w:t>
+      </w:r>
+      <w:r>
+        <w:rPr>
+          <w:rFonts w:hint="eastAsia"/>
+        </w:rPr>
+        <w:t>倍的加速比在</w:t>
+      </w:r>
+      <w:r>
+        <w:rPr>
+          <w:rFonts w:hint="eastAsia"/>
+        </w:rPr>
+        <w:t xml:space="preserve"> CPU</w:t>
+      </w:r>
+    </w:p>
+    <w:p>
+      <w:pPr>
+        <w:spacing w:after="40"/>
+        <w:rPr>
+          <w:rFonts w:hint="eastAsia"/>
+        </w:rPr>
+      </w:pPr>
+      <w:r>
+        <w:rPr>
+          <w:rFonts w:hint="eastAsia"/>
+        </w:rPr>
+        <w:t xml:space="preserve">  </w:t>
+      </w:r>
+      <w:r>
+        <w:rPr>
+          <w:rFonts w:hint="eastAsia"/>
+        </w:rPr>
+        <w:t>小模型场景下是合理的结果，这也从侧面验证了</w:t>
+      </w:r>
+      <w:r>
+        <w:rPr>
+          <w:rFonts w:hint="eastAsia"/>
+        </w:rPr>
+        <w:t xml:space="preserve"> Amdahl </w:t>
+      </w:r>
+      <w:r>
+        <w:rPr>
+          <w:rFonts w:hint="eastAsia"/>
+        </w:rPr>
+        <w:t>定律——并行部分的收益被串行的通信瓶颈所限制。</w:t>
+      </w:r>
+    </w:p>
+    <w:p>
+      <w:pPr>
+        <w:spacing w:after="40"/>
+      </w:pPr>
+    </w:p>
+    <w:p>
+      <w:pPr>
+        <w:spacing w:after="40"/>
+        <w:rPr>
+          <w:rFonts w:hint="eastAsia"/>
+        </w:rPr>
+      </w:pPr>
+      <w:r>
+        <w:rPr>
+          <w:rFonts w:hint="eastAsia"/>
+        </w:rPr>
+        <w:t xml:space="preserve">  </w:t>
+      </w:r>
+      <w:r>
+        <w:rPr>
+          <w:rFonts w:hint="eastAsia"/>
+        </w:rPr>
+        <w:t>值得注意的是分布式模式的两个</w:t>
+      </w:r>
+      <w:r>
+        <w:rPr>
+          <w:rFonts w:hint="eastAsia"/>
+        </w:rPr>
+        <w:t xml:space="preserve"> Epoch </w:t>
+      </w:r>
+      <w:r>
+        <w:rPr>
+          <w:rFonts w:hint="eastAsia"/>
+        </w:rPr>
+        <w:t>准确率均略低于单机（</w:t>
+      </w:r>
+      <w:r>
+        <w:rPr>
+          <w:rFonts w:hint="eastAsia"/>
+        </w:rPr>
+        <w:t xml:space="preserve">93.1% </w:t>
+      </w:r>
+      <w:r>
+        <w:rPr>
+          <w:rFonts w:hint="eastAsia"/>
+        </w:rPr>
+        <w:t>对比</w:t>
+      </w:r>
+      <w:r>
+        <w:rPr>
+          <w:rFonts w:hint="eastAsia"/>
+        </w:rPr>
+        <w:t xml:space="preserve"> 95.9%</w:t>
+      </w:r>
+      <w:r>
+        <w:rPr>
+          <w:rFonts w:hint="eastAsia"/>
+        </w:rPr>
+        <w:t>，</w:t>
+      </w:r>
+      <w:r>
+        <w:rPr>
+          <w:rFonts w:hint="eastAsia"/>
+        </w:rPr>
+        <w:t xml:space="preserve">98.0% </w:t>
+      </w:r>
+      <w:r>
+        <w:rPr>
+          <w:rFonts w:hint="eastAsia"/>
+        </w:rPr>
+        <w:t>对比</w:t>
+      </w:r>
+      <w:r>
+        <w:rPr>
+          <w:rFonts w:hint="eastAsia"/>
+        </w:rPr>
+        <w:t xml:space="preserve"> 98.8%</w:t>
+      </w:r>
+      <w:r>
+        <w:rPr>
+          <w:rFonts w:hint="eastAsia"/>
+        </w:rPr>
+        <w:t>）。这是因为每个</w:t>
+      </w:r>
+      <w:r>
+        <w:rPr>
+          <w:rFonts w:hint="eastAsia"/>
+        </w:rPr>
+        <w:t xml:space="preserve"> Worker</w:t>
+      </w:r>
+    </w:p>
+    <w:p>
+      <w:pPr>
+        <w:spacing w:after="40"/>
+        <w:rPr>
+          <w:rFonts w:hint="eastAsia"/>
+        </w:rPr>
+      </w:pPr>
+      <w:r>
+        <w:rPr>
+          <w:rFonts w:hint="eastAsia"/>
+        </w:rPr>
+        <w:t xml:space="preserve">  </w:t>
+      </w:r>
+      <w:r>
+        <w:rPr>
+          <w:rFonts w:hint="eastAsia"/>
+        </w:rPr>
+        <w:t>仅看到一半数据，每步梯度估计基于较少的样本，梯度方向的方差更大，收敛路径更长。增大训练</w:t>
+      </w:r>
+      <w:r>
+        <w:rPr>
+          <w:rFonts w:hint="eastAsia"/>
+        </w:rPr>
+        <w:t xml:space="preserve"> Epoch </w:t>
+      </w:r>
+      <w:r>
+        <w:rPr>
+          <w:rFonts w:hint="eastAsia"/>
+        </w:rPr>
+        <w:t>数、调整学习率或增大</w:t>
+      </w:r>
+      <w:r>
+        <w:rPr>
+          <w:rFonts w:hint="eastAsia"/>
+        </w:rPr>
+        <w:t xml:space="preserve"> batch</w:t>
+      </w:r>
+    </w:p>
+    <w:p>
+      <w:pPr>
+        <w:spacing w:after="40"/>
+        <w:rPr>
+          <w:rFonts w:hint="eastAsia"/>
+        </w:rPr>
+      </w:pPr>
+      <w:r>
+        <w:rPr>
+          <w:rFonts w:hint="eastAsia"/>
+        </w:rPr>
+        <w:t xml:space="preserve">  size </w:t>
+      </w:r>
+      <w:r>
+        <w:rPr>
+          <w:rFonts w:hint="eastAsia"/>
+        </w:rPr>
+        <w:t>均可缓解此问题，不影响分布式训练本身的正确性。</w:t>
+      </w:r>
+    </w:p>
+    <w:p>
+      <w:pPr>
+        <w:spacing w:after="40"/>
+      </w:pPr>
+    </w:p>
+    <w:p>
+      <w:pPr>
+        <w:spacing w:after="40"/>
+        <w:rPr>
+          <w:rFonts w:hint="eastAsia"/>
+        </w:rPr>
+      </w:pPr>
+      <w:r>
+        <w:rPr>
+          <w:rFonts w:hint="eastAsia"/>
+        </w:rPr>
+        <w:t xml:space="preserve">  </w:t>
+      </w:r>
+      <w:r>
+        <w:rPr>
+          <w:rFonts w:hint="eastAsia"/>
+        </w:rPr>
+        <w:t>四、</w:t>
+      </w:r>
+      <w:r>
+        <w:rPr>
+          <w:rFonts w:hint="eastAsia"/>
+        </w:rPr>
+        <w:t xml:space="preserve">AllReduce </w:t>
+      </w:r>
+      <w:r>
+        <w:rPr>
+          <w:rFonts w:hint="eastAsia"/>
+        </w:rPr>
+        <w:t>梯度同步原理</w:t>
+      </w:r>
+    </w:p>
+    <w:p>
+      <w:pPr>
+        <w:spacing w:after="40"/>
+      </w:pPr>
+    </w:p>
+    <w:p>
+      <w:pPr>
+        <w:spacing w:after="40"/>
+        <w:rPr>
+          <w:rFonts w:hint="eastAsia"/>
+        </w:rPr>
+      </w:pPr>
+      <w:r>
+        <w:rPr>
+          <w:rFonts w:hint="eastAsia"/>
+        </w:rPr>
+        <w:t xml:space="preserve">  </w:t>
+      </w:r>
+      <w:r>
+        <w:rPr>
+          <w:rFonts w:hint="eastAsia"/>
+        </w:rPr>
+        <w:t>分布式数据并行的核心是保证所有</w:t>
+      </w:r>
+      <w:r>
+        <w:rPr>
+          <w:rFonts w:hint="eastAsia"/>
+        </w:rPr>
+        <w:t xml:space="preserve"> Worker </w:t>
+      </w:r>
+      <w:r>
+        <w:rPr>
+          <w:rFonts w:hint="eastAsia"/>
+        </w:rPr>
+        <w:t>的模型参数一致。每个</w:t>
+      </w:r>
+      <w:r>
+        <w:rPr>
+          <w:rFonts w:hint="eastAsia"/>
+        </w:rPr>
+        <w:t xml:space="preserve"> Worker</w:t>
+      </w:r>
+    </w:p>
+    <w:p>
+      <w:pPr>
+        <w:spacing w:after="40"/>
+        <w:rPr>
+          <w:rFonts w:hint="eastAsia"/>
+        </w:rPr>
+      </w:pPr>
+      <w:r>
+        <w:rPr>
+          <w:rFonts w:hint="eastAsia"/>
+        </w:rPr>
+        <w:t xml:space="preserve">  </w:t>
+      </w:r>
+      <w:r>
+        <w:rPr>
+          <w:rFonts w:hint="eastAsia"/>
+        </w:rPr>
+        <w:t>在各自的数据分片上执行前向传播计算损失，反向传播得到梯度。不同</w:t>
+      </w:r>
+      <w:r>
+        <w:rPr>
+          <w:rFonts w:hint="eastAsia"/>
+        </w:rPr>
+        <w:t xml:space="preserve"> Worker </w:t>
+      </w:r>
+      <w:r>
+        <w:rPr>
+          <w:rFonts w:hint="eastAsia"/>
+        </w:rPr>
+        <w:t>因数据不同而持有不同的梯度向量。为了让所有</w:t>
+      </w:r>
+      <w:r>
+        <w:rPr>
+          <w:rFonts w:hint="eastAsia"/>
+        </w:rPr>
+        <w:t xml:space="preserve"> Worker</w:t>
+      </w:r>
+    </w:p>
+    <w:p>
+      <w:pPr>
+        <w:spacing w:after="40"/>
+        <w:rPr>
+          <w:rFonts w:hint="eastAsia"/>
+        </w:rPr>
+      </w:pPr>
+      <w:r>
+        <w:rPr>
+          <w:rFonts w:hint="eastAsia"/>
+        </w:rPr>
+        <w:t xml:space="preserve">  </w:t>
+      </w:r>
+      <w:r>
+        <w:rPr>
+          <w:rFonts w:hint="eastAsia"/>
+        </w:rPr>
+        <w:t>的模型同步更新，需要把这</w:t>
+      </w:r>
+      <w:r>
+        <w:rPr>
+          <w:rFonts w:hint="eastAsia"/>
+        </w:rPr>
+        <w:t xml:space="preserve"> N </w:t>
+      </w:r>
+      <w:r>
+        <w:rPr>
+          <w:rFonts w:hint="eastAsia"/>
+        </w:rPr>
+        <w:t>份梯度聚合成一份全局梯度。</w:t>
+      </w:r>
+      <w:r>
+        <w:rPr>
+          <w:rFonts w:hint="eastAsia"/>
+        </w:rPr>
+        <w:t xml:space="preserve">AllReduce </w:t>
+      </w:r>
+      <w:r>
+        <w:rPr>
+          <w:rFonts w:hint="eastAsia"/>
+        </w:rPr>
+        <w:t>就是完成这个操作的通信原语。</w:t>
+      </w:r>
+    </w:p>
+    <w:p>
+      <w:pPr>
+        <w:spacing w:after="40"/>
+      </w:pPr>
+    </w:p>
+    <w:p>
+      <w:pPr>
+        <w:spacing w:after="40"/>
+        <w:rPr>
+          <w:rFonts w:hint="eastAsia"/>
+        </w:rPr>
+      </w:pPr>
+      <w:r>
+        <w:rPr>
+          <w:rFonts w:hint="eastAsia"/>
+        </w:rPr>
+        <w:t xml:space="preserve">  </w:t>
+      </w:r>
+      <w:r>
+        <w:rPr>
+          <w:rFonts w:hint="eastAsia"/>
+        </w:rPr>
+        <w:t>具体过程：每个</w:t>
+      </w:r>
+      <w:r>
+        <w:rPr>
+          <w:rFonts w:hint="eastAsia"/>
+        </w:rPr>
+        <w:t xml:space="preserve"> Worker </w:t>
+      </w:r>
+      <w:r>
+        <w:rPr>
+          <w:rFonts w:hint="eastAsia"/>
+        </w:rPr>
+        <w:t>持有一个梯度向量（长度等于模型参数量的浮点数数组），</w:t>
+      </w:r>
+      <w:r>
+        <w:rPr>
+          <w:rFonts w:hint="eastAsia"/>
+        </w:rPr>
+        <w:t xml:space="preserve">AllReduce </w:t>
+      </w:r>
+      <w:r>
+        <w:rPr>
+          <w:rFonts w:hint="eastAsia"/>
+        </w:rPr>
+        <w:t>执行后所有</w:t>
+      </w:r>
+      <w:r>
+        <w:rPr>
+          <w:rFonts w:hint="eastAsia"/>
+        </w:rPr>
+        <w:t xml:space="preserve"> Worker</w:t>
+      </w:r>
+    </w:p>
+    <w:p>
+      <w:pPr>
+        <w:spacing w:after="40"/>
+        <w:rPr>
+          <w:rFonts w:hint="eastAsia"/>
+        </w:rPr>
+      </w:pPr>
+      <w:r>
+        <w:rPr>
+          <w:rFonts w:hint="eastAsia"/>
+        </w:rPr>
+        <w:t xml:space="preserve">  </w:t>
+      </w:r>
+      <w:r>
+        <w:rPr>
+          <w:rFonts w:hint="eastAsia"/>
+        </w:rPr>
+        <w:t>都获得这些向量的逐元素平均值。以</w:t>
+      </w:r>
+      <w:r>
+        <w:rPr>
+          <w:rFonts w:hint="eastAsia"/>
+        </w:rPr>
+        <w:t xml:space="preserve"> Ring AllReduce </w:t>
+      </w:r>
+      <w:r>
+        <w:rPr>
+          <w:rFonts w:hint="eastAsia"/>
+        </w:rPr>
+        <w:t>算法为例，</w:t>
+      </w:r>
+      <w:r>
+        <w:rPr>
+          <w:rFonts w:hint="eastAsia"/>
+        </w:rPr>
+        <w:t xml:space="preserve">N </w:t>
+      </w:r>
+      <w:r>
+        <w:rPr>
+          <w:rFonts w:hint="eastAsia"/>
+        </w:rPr>
+        <w:t>个</w:t>
+      </w:r>
+      <w:r>
+        <w:rPr>
+          <w:rFonts w:hint="eastAsia"/>
+        </w:rPr>
+        <w:t xml:space="preserve"> Worker </w:t>
+      </w:r>
+      <w:r>
+        <w:rPr>
+          <w:rFonts w:hint="eastAsia"/>
+        </w:rPr>
+        <w:t>在逻辑上排成一个单向环。第一阶段</w:t>
+      </w:r>
+      <w:r>
+        <w:rPr>
+          <w:rFonts w:hint="eastAsia"/>
+        </w:rPr>
+        <w:t xml:space="preserve"> ReduceScatter </w:t>
+      </w:r>
+      <w:r>
+        <w:rPr>
+          <w:rFonts w:hint="eastAsia"/>
+        </w:rPr>
+        <w:t>进行</w:t>
+      </w:r>
+    </w:p>
+    <w:p>
+      <w:pPr>
+        <w:spacing w:after="40"/>
+        <w:rPr>
+          <w:rFonts w:hint="eastAsia"/>
+        </w:rPr>
+      </w:pPr>
+      <w:r>
+        <w:rPr>
+          <w:rFonts w:hint="eastAsia"/>
+        </w:rPr>
+        <w:t xml:space="preserve">  N-1 </w:t>
+      </w:r>
+      <w:r>
+        <w:rPr>
+          <w:rFonts w:hint="eastAsia"/>
+        </w:rPr>
+        <w:t>轮通信，每轮每个</w:t>
+      </w:r>
+      <w:r>
+        <w:rPr>
+          <w:rFonts w:hint="eastAsia"/>
+        </w:rPr>
+        <w:t xml:space="preserve"> Worker </w:t>
+      </w:r>
+      <w:r>
+        <w:rPr>
+          <w:rFonts w:hint="eastAsia"/>
+        </w:rPr>
+        <w:t>把自己持有的</w:t>
+      </w:r>
+      <w:r>
+        <w:rPr>
+          <w:rFonts w:hint="eastAsia"/>
+        </w:rPr>
+        <w:t xml:space="preserve"> 1/N </w:t>
+      </w:r>
+      <w:r>
+        <w:rPr>
+          <w:rFonts w:hint="eastAsia"/>
+        </w:rPr>
+        <w:t>数据块和从上一个</w:t>
+      </w:r>
+      <w:r>
+        <w:rPr>
+          <w:rFonts w:hint="eastAsia"/>
+        </w:rPr>
+        <w:t xml:space="preserve"> Worker </w:t>
+      </w:r>
+      <w:r>
+        <w:rPr>
+          <w:rFonts w:hint="eastAsia"/>
+        </w:rPr>
+        <w:t>收到的数据块做归约（求和或求平均），然后传给下一个</w:t>
+      </w:r>
+    </w:p>
+    <w:p>
+      <w:pPr>
+        <w:spacing w:after="40"/>
+        <w:rPr>
+          <w:rFonts w:hint="eastAsia"/>
+        </w:rPr>
+      </w:pPr>
+      <w:r>
+        <w:rPr>
+          <w:rFonts w:hint="eastAsia"/>
+        </w:rPr>
+        <w:t xml:space="preserve">  Worker</w:t>
+      </w:r>
+      <w:r>
+        <w:rPr>
+          <w:rFonts w:hint="eastAsia"/>
+        </w:rPr>
+        <w:t>，</w:t>
+      </w:r>
+      <w:r>
+        <w:rPr>
+          <w:rFonts w:hint="eastAsia"/>
+        </w:rPr>
+        <w:t xml:space="preserve">N-1 </w:t>
+      </w:r>
+      <w:r>
+        <w:rPr>
+          <w:rFonts w:hint="eastAsia"/>
+        </w:rPr>
+        <w:t>轮后每个</w:t>
+      </w:r>
+      <w:r>
+        <w:rPr>
+          <w:rFonts w:hint="eastAsia"/>
+        </w:rPr>
+        <w:t xml:space="preserve"> Worker </w:t>
+      </w:r>
+      <w:r>
+        <w:rPr>
+          <w:rFonts w:hint="eastAsia"/>
+        </w:rPr>
+        <w:t>持有一块完整的归约结果。第二阶段</w:t>
+      </w:r>
+      <w:r>
+        <w:rPr>
+          <w:rFonts w:hint="eastAsia"/>
+        </w:rPr>
+        <w:t xml:space="preserve"> AllGather </w:t>
+      </w:r>
+      <w:r>
+        <w:rPr>
+          <w:rFonts w:hint="eastAsia"/>
+        </w:rPr>
+        <w:t>也进行</w:t>
+      </w:r>
+      <w:r>
+        <w:rPr>
+          <w:rFonts w:hint="eastAsia"/>
+        </w:rPr>
+        <w:t xml:space="preserve"> N-1 </w:t>
+      </w:r>
+      <w:r>
+        <w:rPr>
+          <w:rFonts w:hint="eastAsia"/>
+        </w:rPr>
+        <w:t>轮，每个</w:t>
+      </w:r>
+      <w:r>
+        <w:rPr>
+          <w:rFonts w:hint="eastAsia"/>
+        </w:rPr>
+        <w:t xml:space="preserve"> Worker</w:t>
+      </w:r>
+    </w:p>
+    <w:p>
+      <w:pPr>
+        <w:spacing w:after="40"/>
+        <w:rPr>
+          <w:rFonts w:hint="eastAsia"/>
+        </w:rPr>
+      </w:pPr>
+      <w:r>
+        <w:rPr>
+          <w:rFonts w:hint="eastAsia"/>
+        </w:rPr>
+        <w:t xml:space="preserve">  </w:t>
+      </w:r>
+      <w:r>
+        <w:rPr>
+          <w:rFonts w:hint="eastAsia"/>
+        </w:rPr>
+        <w:t>把自己的归约结果块传给下一个，直到所有人都持有全量的归约结果。两阶段总通信量仅</w:t>
+      </w:r>
+      <w:r>
+        <w:rPr>
+          <w:rFonts w:hint="eastAsia"/>
+        </w:rPr>
+        <w:t xml:space="preserve"> 2(N-1)/N </w:t>
+      </w:r>
+      <w:r>
+        <w:rPr>
+          <w:rFonts w:hint="eastAsia"/>
+        </w:rPr>
+        <w:t>倍梯度大小，当</w:t>
+      </w:r>
+      <w:r>
+        <w:rPr>
+          <w:rFonts w:hint="eastAsia"/>
+        </w:rPr>
+        <w:t xml:space="preserve"> N </w:t>
+      </w:r>
+      <w:r>
+        <w:rPr>
+          <w:rFonts w:hint="eastAsia"/>
+        </w:rPr>
+        <w:t>增大时趋近于</w:t>
+      </w:r>
+      <w:r>
+        <w:rPr>
+          <w:rFonts w:hint="eastAsia"/>
+        </w:rPr>
+        <w:t xml:space="preserve"> 2</w:t>
+      </w:r>
+    </w:p>
+    <w:p>
+      <w:pPr>
+        <w:spacing w:after="40"/>
+        <w:rPr>
+          <w:rFonts w:hint="eastAsia"/>
+        </w:rPr>
+      </w:pPr>
+      <w:r>
+        <w:rPr>
+          <w:rFonts w:hint="eastAsia"/>
+        </w:rPr>
+        <w:t xml:space="preserve">  </w:t>
+      </w:r>
+      <w:r>
+        <w:rPr>
+          <w:rFonts w:hint="eastAsia"/>
+        </w:rPr>
+        <w:t>倍，与</w:t>
+      </w:r>
+      <w:r>
+        <w:rPr>
+          <w:rFonts w:hint="eastAsia"/>
+        </w:rPr>
+        <w:t xml:space="preserve"> Worker </w:t>
+      </w:r>
+      <w:r>
+        <w:rPr>
+          <w:rFonts w:hint="eastAsia"/>
+        </w:rPr>
+        <w:t>数量几乎无关。这种接近常数的通信复杂度，是分布式训练能以接近线性加速的理论基础。</w:t>
+      </w:r>
+    </w:p>
+    <w:p>
+      <w:pPr>
+        <w:spacing w:after="40"/>
+      </w:pPr>
+    </w:p>
+    <w:p>
+      <w:pPr>
+        <w:spacing w:after="40"/>
+        <w:rPr>
+          <w:rFonts w:hint="eastAsia"/>
+        </w:rPr>
+      </w:pPr>
+      <w:r>
+        <w:rPr>
+          <w:rFonts w:hint="eastAsia"/>
+        </w:rPr>
+        <w:t xml:space="preserve">  </w:t>
+      </w:r>
+      <w:r>
+        <w:rPr>
+          <w:rFonts w:hint="eastAsia"/>
+        </w:rPr>
+        <w:t>五、数据并行与模型并行的区别</w:t>
+      </w:r>
+    </w:p>
+    <w:p>
+      <w:pPr>
+        <w:spacing w:after="40"/>
+      </w:pPr>
+    </w:p>
+    <w:p>
+      <w:pPr>
+        <w:spacing w:after="40"/>
+        <w:rPr>
+          <w:rFonts w:hint="eastAsia"/>
+        </w:rPr>
+      </w:pPr>
+      <w:r>
+        <w:rPr>
+          <w:rFonts w:hint="eastAsia"/>
+        </w:rPr>
+        <w:t xml:space="preserve">  </w:t>
+      </w:r>
+      <w:r>
+        <w:rPr>
+          <w:rFonts w:hint="eastAsia"/>
+        </w:rPr>
+        <w:t>数据并行（</w:t>
+      </w:r>
+      <w:r>
+        <w:rPr>
+          <w:rFonts w:hint="eastAsia"/>
+        </w:rPr>
+        <w:t>Data Parallelism</w:t>
+      </w:r>
+      <w:r>
+        <w:rPr>
+          <w:rFonts w:hint="eastAsia"/>
+        </w:rPr>
+        <w:t>，</w:t>
+      </w:r>
+      <w:r>
+        <w:rPr>
+          <w:rFonts w:hint="eastAsia"/>
+        </w:rPr>
+        <w:t>DP</w:t>
+      </w:r>
+      <w:r>
+        <w:rPr>
+          <w:rFonts w:hint="eastAsia"/>
+        </w:rPr>
+        <w:t>）是当前分布式训练的主流方案。每个</w:t>
+      </w:r>
+      <w:r>
+        <w:rPr>
+          <w:rFonts w:hint="eastAsia"/>
+        </w:rPr>
+        <w:t xml:space="preserve"> Worker </w:t>
+      </w:r>
+      <w:r>
+        <w:rPr>
+          <w:rFonts w:hint="eastAsia"/>
+        </w:rPr>
+        <w:t>持有一份相同结构的完整模型，数据被均匀切分到各</w:t>
+      </w:r>
+    </w:p>
+    <w:p>
+      <w:pPr>
+        <w:spacing w:after="40"/>
+        <w:rPr>
+          <w:rFonts w:hint="eastAsia"/>
+        </w:rPr>
+      </w:pPr>
+      <w:r>
+        <w:rPr>
+          <w:rFonts w:hint="eastAsia"/>
+        </w:rPr>
+        <w:t xml:space="preserve">  Worker</w:t>
+      </w:r>
+      <w:r>
+        <w:rPr>
+          <w:rFonts w:hint="eastAsia"/>
+        </w:rPr>
+        <w:t>。每个</w:t>
+      </w:r>
+      <w:r>
+        <w:rPr>
+          <w:rFonts w:hint="eastAsia"/>
+        </w:rPr>
+        <w:t xml:space="preserve"> Worker </w:t>
+      </w:r>
+      <w:r>
+        <w:rPr>
+          <w:rFonts w:hint="eastAsia"/>
+        </w:rPr>
+        <w:t>独立进行前向反向计算，得到局部梯度，然后所有</w:t>
+      </w:r>
+      <w:r>
+        <w:rPr>
+          <w:rFonts w:hint="eastAsia"/>
+        </w:rPr>
+        <w:t xml:space="preserve"> Worker </w:t>
+      </w:r>
+      <w:r>
+        <w:rPr>
+          <w:rFonts w:hint="eastAsia"/>
+        </w:rPr>
+        <w:t>通过</w:t>
+      </w:r>
+      <w:r>
+        <w:rPr>
+          <w:rFonts w:hint="eastAsia"/>
+        </w:rPr>
+        <w:t xml:space="preserve"> AllReduce</w:t>
+      </w:r>
+    </w:p>
+    <w:p>
+      <w:pPr>
+        <w:spacing w:after="40"/>
+        <w:rPr>
+          <w:rFonts w:hint="eastAsia"/>
+        </w:rPr>
+      </w:pPr>
+      <w:r>
+        <w:rPr>
+          <w:rFonts w:hint="eastAsia"/>
+        </w:rPr>
+        <w:t xml:space="preserve">  </w:t>
+      </w:r>
+      <w:r>
+        <w:rPr>
+          <w:rFonts w:hint="eastAsia"/>
+        </w:rPr>
+        <w:t>聚合得到全局梯度，各自更新参数。优点是实现简单，</w:t>
+      </w:r>
+      <w:r>
+        <w:rPr>
+          <w:rFonts w:hint="eastAsia"/>
+        </w:rPr>
+        <w:t>PyTorch DDP</w:t>
+      </w:r>
+    </w:p>
+    <w:p>
+      <w:pPr>
+        <w:spacing w:after="40"/>
+        <w:rPr>
+          <w:rFonts w:hint="eastAsia"/>
+        </w:rPr>
+      </w:pPr>
+      <w:r>
+        <w:rPr>
+          <w:rFonts w:hint="eastAsia"/>
+        </w:rPr>
+        <w:t xml:space="preserve">  </w:t>
+      </w:r>
+      <w:r>
+        <w:rPr>
+          <w:rFonts w:hint="eastAsia"/>
+        </w:rPr>
+        <w:t>只需在模型外包装一层即可，原有训练代码几乎不需要改动。缺点是对模型大小有要求——</w:t>
+      </w:r>
+      <w:r>
+        <w:rPr>
+          <w:rFonts w:hint="eastAsia"/>
+        </w:rPr>
+        <w:t>Worke</w:t>
+      </w:r>
+      <w:r>
+        <w:rPr>
+          <w:rFonts w:hint="eastAsia"/>
+        </w:rPr>
+        <w:t>内存或显存必须能放下完整模型。</w:t>
+      </w:r>
+      <w:r>
+        <w:rPr>
+          <w:rFonts w:hint="eastAsia"/>
+        </w:rPr>
+        <w:t>Horovod</w:t>
+      </w:r>
+    </w:p>
+    <w:p>
+      <w:pPr>
+        <w:spacing w:after="40"/>
+        <w:rPr>
+          <w:rFonts w:hint="eastAsia"/>
+        </w:rPr>
+      </w:pPr>
+      <w:r>
+        <w:rPr>
+          <w:rFonts w:hint="eastAsia"/>
+        </w:rPr>
+        <w:t xml:space="preserve">  </w:t>
+      </w:r>
+      <w:r>
+        <w:rPr>
+          <w:rFonts w:hint="eastAsia"/>
+        </w:rPr>
+        <w:t>是</w:t>
+      </w:r>
+      <w:r>
+        <w:rPr>
+          <w:rFonts w:hint="eastAsia"/>
+        </w:rPr>
+        <w:t xml:space="preserve"> Uber </w:t>
+      </w:r>
+      <w:r>
+        <w:rPr>
+          <w:rFonts w:hint="eastAsia"/>
+        </w:rPr>
+        <w:t>开源的分布式训练框架，本质是对</w:t>
+      </w:r>
+      <w:r>
+        <w:rPr>
+          <w:rFonts w:hint="eastAsia"/>
+        </w:rPr>
+        <w:t xml:space="preserve"> AllReduce </w:t>
+      </w:r>
+      <w:r>
+        <w:rPr>
+          <w:rFonts w:hint="eastAsia"/>
+        </w:rPr>
+        <w:t>通信的深度优化实现，早期在</w:t>
+      </w:r>
+      <w:r>
+        <w:rPr>
+          <w:rFonts w:hint="eastAsia"/>
+        </w:rPr>
+        <w:t xml:space="preserve"> TensorFlow </w:t>
+      </w:r>
+      <w:r>
+        <w:rPr>
+          <w:rFonts w:hint="eastAsia"/>
+        </w:rPr>
+        <w:t>生态占主导，后来也支持</w:t>
+      </w:r>
+    </w:p>
+    <w:p>
+      <w:pPr>
+        <w:spacing w:after="40"/>
+        <w:rPr>
+          <w:rFonts w:hint="eastAsia"/>
+        </w:rPr>
+      </w:pPr>
+      <w:r>
+        <w:rPr>
+          <w:rFonts w:hint="eastAsia"/>
+        </w:rPr>
+        <w:t xml:space="preserve">  PyTorch</w:t>
+      </w:r>
+      <w:r>
+        <w:rPr>
+          <w:rFonts w:hint="eastAsia"/>
+        </w:rPr>
+        <w:t>。当前趋势是</w:t>
+      </w:r>
+      <w:r>
+        <w:rPr>
+          <w:rFonts w:hint="eastAsia"/>
+        </w:rPr>
+        <w:t xml:space="preserve"> PyTorch DDP </w:t>
+      </w:r>
+      <w:r>
+        <w:rPr>
+          <w:rFonts w:hint="eastAsia"/>
+        </w:rPr>
+        <w:t>逐渐成为主流，因为其与</w:t>
+      </w:r>
+      <w:r>
+        <w:rPr>
+          <w:rFonts w:hint="eastAsia"/>
+        </w:rPr>
+        <w:t xml:space="preserve"> PyTorch </w:t>
+      </w:r>
+      <w:r>
+        <w:rPr>
+          <w:rFonts w:hint="eastAsia"/>
+        </w:rPr>
+        <w:t>框架深度集成，</w:t>
+      </w:r>
+      <w:r>
+        <w:rPr>
+          <w:rFonts w:hint="eastAsia"/>
+        </w:rPr>
+        <w:t xml:space="preserve">API </w:t>
+      </w:r>
+      <w:r>
+        <w:rPr>
+          <w:rFonts w:hint="eastAsia"/>
+        </w:rPr>
+        <w:t>更简洁，且</w:t>
+      </w:r>
+      <w:r>
+        <w:rPr>
+          <w:rFonts w:hint="eastAsia"/>
+        </w:rPr>
+        <w:t xml:space="preserve"> TorchElastic</w:t>
+      </w:r>
+    </w:p>
+    <w:p>
+      <w:pPr>
+        <w:spacing w:after="40"/>
+        <w:rPr>
+          <w:rFonts w:hint="eastAsia"/>
+        </w:rPr>
+      </w:pPr>
+      <w:r>
+        <w:rPr>
+          <w:rFonts w:hint="eastAsia"/>
+        </w:rPr>
+        <w:t xml:space="preserve">  </w:t>
+      </w:r>
+      <w:r>
+        <w:rPr>
+          <w:rFonts w:hint="eastAsia"/>
+        </w:rPr>
+        <w:t>等工具让容错和动态扩缩容更容易。</w:t>
+      </w:r>
+    </w:p>
+    <w:p>
+      <w:pPr>
+        <w:spacing w:after="40"/>
+      </w:pPr>
+    </w:p>
+    <w:p>
+      <w:pPr>
+        <w:spacing w:after="40"/>
+        <w:rPr>
+          <w:rFonts w:hint="eastAsia"/>
+        </w:rPr>
+      </w:pPr>
+      <w:r>
+        <w:rPr>
+          <w:rFonts w:hint="eastAsia"/>
+        </w:rPr>
+        <w:t xml:space="preserve">  </w:t>
+      </w:r>
+      <w:r>
+        <w:rPr>
+          <w:rFonts w:hint="eastAsia"/>
+        </w:rPr>
+        <w:t>模型并行（</w:t>
+      </w:r>
+      <w:r>
+        <w:rPr>
+          <w:rFonts w:hint="eastAsia"/>
+        </w:rPr>
+        <w:t>Model Parallelism</w:t>
+      </w:r>
+      <w:r>
+        <w:rPr>
+          <w:rFonts w:hint="eastAsia"/>
+        </w:rPr>
+        <w:t>，</w:t>
+      </w:r>
+      <w:r>
+        <w:rPr>
+          <w:rFonts w:hint="eastAsia"/>
+        </w:rPr>
+        <w:t>MP</w:t>
+      </w:r>
+      <w:r>
+        <w:rPr>
+          <w:rFonts w:hint="eastAsia"/>
+        </w:rPr>
+        <w:t>）适用于模型过大、单张</w:t>
+      </w:r>
+      <w:r>
+        <w:rPr>
+          <w:rFonts w:hint="eastAsia"/>
+        </w:rPr>
+        <w:t xml:space="preserve"> GPU </w:t>
+      </w:r>
+      <w:r>
+        <w:rPr>
+          <w:rFonts w:hint="eastAsia"/>
+        </w:rPr>
+        <w:t>显存放不下的情况。模型本身被切分成若干部分，不同</w:t>
+      </w:r>
+      <w:r>
+        <w:rPr>
+          <w:rFonts w:hint="eastAsia"/>
+        </w:rPr>
+        <w:t xml:space="preserve"> Worker</w:t>
+      </w:r>
+    </w:p>
+    <w:p>
+      <w:pPr>
+        <w:spacing w:after="40"/>
+        <w:rPr>
+          <w:rFonts w:hint="eastAsia"/>
+        </w:rPr>
+      </w:pPr>
+      <w:r>
+        <w:rPr>
+          <w:rFonts w:hint="eastAsia"/>
+        </w:rPr>
+        <w:t xml:space="preserve">  </w:t>
+      </w:r>
+      <w:r>
+        <w:rPr>
+          <w:rFonts w:hint="eastAsia"/>
+        </w:rPr>
+        <w:t>各持有一部分。前向传播时数据依次流经各</w:t>
+      </w:r>
+      <w:r>
+        <w:rPr>
+          <w:rFonts w:hint="eastAsia"/>
+        </w:rPr>
+        <w:t xml:space="preserve"> Worker</w:t>
+      </w:r>
+      <w:r>
+        <w:rPr>
+          <w:rFonts w:hint="eastAsia"/>
+        </w:rPr>
+        <w:t>（</w:t>
+      </w:r>
+      <w:r>
+        <w:rPr>
+          <w:rFonts w:hint="eastAsia"/>
+        </w:rPr>
+        <w:t>Pipeline Parallelism</w:t>
+      </w:r>
+      <w:r>
+        <w:rPr>
+          <w:rFonts w:hint="eastAsia"/>
+        </w:rPr>
+        <w:t>），或者单层计算被切分到不同</w:t>
+      </w:r>
+      <w:r>
+        <w:rPr>
+          <w:rFonts w:hint="eastAsia"/>
+        </w:rPr>
+        <w:t xml:space="preserve"> Worker</w:t>
+      </w:r>
+      <w:r>
+        <w:rPr>
+          <w:rFonts w:hint="eastAsia"/>
+        </w:rPr>
+        <w:t>（</w:t>
+      </w:r>
+      <w:r>
+        <w:rPr>
+          <w:rFonts w:hint="eastAsia"/>
+        </w:rPr>
+        <w:t>Tensor</w:t>
+      </w:r>
+    </w:p>
+    <w:p>
+      <w:pPr>
+        <w:spacing w:after="40"/>
+        <w:rPr>
+          <w:rFonts w:hint="eastAsia"/>
+        </w:rPr>
+      </w:pPr>
+      <w:r>
+        <w:rPr>
+          <w:rFonts w:hint="eastAsia"/>
+        </w:rPr>
+        <w:t xml:space="preserve">  Parallelism</w:t>
+      </w:r>
+      <w:r>
+        <w:rPr>
+          <w:rFonts w:hint="eastAsia"/>
+        </w:rPr>
+        <w:t>）。</w:t>
+      </w:r>
+      <w:r>
+        <w:rPr>
+          <w:rFonts w:hint="eastAsia"/>
+        </w:rPr>
+        <w:t xml:space="preserve">Worker </w:t>
+      </w:r>
+      <w:r>
+        <w:rPr>
+          <w:rFonts w:hint="eastAsia"/>
+        </w:rPr>
+        <w:t>间需要传递中间激活值和梯度，通信模式是点对点的</w:t>
+      </w:r>
+      <w:r>
+        <w:rPr>
+          <w:rFonts w:hint="eastAsia"/>
+        </w:rPr>
+        <w:t xml:space="preserve"> Send/Recv </w:t>
+      </w:r>
+      <w:r>
+        <w:rPr>
+          <w:rFonts w:hint="eastAsia"/>
+        </w:rPr>
+        <w:t>而非全局</w:t>
+      </w:r>
+    </w:p>
+    <w:p>
+      <w:pPr>
+        <w:spacing w:after="40"/>
+        <w:rPr>
+          <w:rFonts w:hint="eastAsia"/>
+        </w:rPr>
+      </w:pPr>
+      <w:r>
+        <w:rPr>
+          <w:rFonts w:hint="eastAsia"/>
+        </w:rPr>
+        <w:t xml:space="preserve">  AllReduce</w:t>
+      </w:r>
+      <w:r>
+        <w:rPr>
+          <w:rFonts w:hint="eastAsia"/>
+        </w:rPr>
+        <w:t>。优点是能训练超出单卡容量的大模型，缺点是各</w:t>
+      </w:r>
+      <w:r>
+        <w:rPr>
+          <w:rFonts w:hint="eastAsia"/>
+        </w:rPr>
+        <w:t xml:space="preserve"> Worker </w:t>
+      </w:r>
+      <w:r>
+        <w:rPr>
+          <w:rFonts w:hint="eastAsia"/>
+        </w:rPr>
+        <w:t>普遍存在空等时间（当前</w:t>
+      </w:r>
+      <w:r>
+        <w:rPr>
+          <w:rFonts w:hint="eastAsia"/>
+        </w:rPr>
+        <w:t xml:space="preserve"> Worker </w:t>
+      </w:r>
+      <w:r>
+        <w:rPr>
+          <w:rFonts w:hint="eastAsia"/>
+        </w:rPr>
+        <w:t>在等上一个</w:t>
+      </w:r>
+      <w:r>
+        <w:rPr>
+          <w:rFonts w:hint="eastAsia"/>
+        </w:rPr>
+        <w:t xml:space="preserve"> Worker </w:t>
+      </w:r>
+      <w:r>
+        <w:rPr>
+          <w:rFonts w:hint="eastAsia"/>
+        </w:rPr>
+        <w:t>传数据时</w:t>
+      </w:r>
+      <w:r>
+        <w:rPr>
+          <w:rFonts w:hint="eastAsia"/>
+        </w:rPr>
+        <w:t xml:space="preserve"> GPU</w:t>
+      </w:r>
+    </w:p>
+    <w:p>
+      <w:pPr>
+        <w:spacing w:after="40"/>
+        <w:rPr>
+          <w:rFonts w:hint="eastAsia"/>
+        </w:rPr>
+      </w:pPr>
+      <w:r>
+        <w:rPr>
+          <w:rFonts w:hint="eastAsia"/>
+        </w:rPr>
+        <w:t xml:space="preserve">  </w:t>
+      </w:r>
+      <w:r>
+        <w:rPr>
+          <w:rFonts w:hint="eastAsia"/>
+        </w:rPr>
+        <w:t>闲置），整体硬件利用率偏低，而且实现复杂。</w:t>
+      </w:r>
+      <w:r>
+        <w:rPr>
+          <w:rFonts w:hint="eastAsia"/>
+        </w:rPr>
+        <w:t xml:space="preserve">GPT-3 </w:t>
+      </w:r>
+      <w:r>
+        <w:rPr>
+          <w:rFonts w:hint="eastAsia"/>
+        </w:rPr>
+        <w:t>等超大模型采用数据并行加模型并行的混合策略：同一台机器内的多张</w:t>
+      </w:r>
+      <w:r>
+        <w:rPr>
+          <w:rFonts w:hint="eastAsia"/>
+        </w:rPr>
+        <w:t xml:space="preserve"> GPU</w:t>
+      </w:r>
+    </w:p>
+    <w:p>
+      <w:pPr>
+        <w:spacing w:after="40"/>
+        <w:rPr>
+          <w:rFonts w:hint="eastAsia"/>
+        </w:rPr>
+      </w:pPr>
+      <w:r>
+        <w:rPr>
+          <w:rFonts w:hint="eastAsia"/>
+        </w:rPr>
+        <w:t xml:space="preserve">  </w:t>
+      </w:r>
+      <w:r>
+        <w:rPr>
+          <w:rFonts w:hint="eastAsia"/>
+        </w:rPr>
+        <w:t>做模型并行，多台机器之间做数据并行，兼顾模型容量和计算效率。</w:t>
+      </w:r>
+    </w:p>
+    <w:p>
+      <w:pPr>
+        <w:spacing w:after="40"/>
+      </w:pPr>
+    </w:p>
+    <w:p>
+      <w:pPr>
+        <w:spacing w:after="40"/>
+        <w:rPr>
+          <w:rFonts w:hint="eastAsia"/>
+        </w:rPr>
+      </w:pPr>
+      <w:r>
+        <w:rPr>
+          <w:rFonts w:hint="eastAsia"/>
+        </w:rPr>
+        <w:t xml:space="preserve">  </w:t>
+      </w:r>
+      <w:r>
+        <w:rPr>
+          <w:rFonts w:hint="eastAsia"/>
+        </w:rPr>
+        <w:t>六、与课程内容的联系及批判性思考</w:t>
+      </w:r>
+    </w:p>
+    <w:p>
+      <w:pPr>
+        <w:spacing w:after="40"/>
+      </w:pPr>
+    </w:p>
+    <w:p>
+      <w:pPr>
+        <w:spacing w:after="40"/>
+        <w:rPr>
+          <w:rFonts w:hint="eastAsia"/>
+        </w:rPr>
+      </w:pPr>
+      <w:r>
+        <w:rPr>
+          <w:rFonts w:hint="eastAsia"/>
+        </w:rPr>
+        <w:lastRenderedPageBreak/>
+        <w:t xml:space="preserve">  </w:t>
+      </w:r>
+      <w:r>
+        <w:rPr>
+          <w:rFonts w:hint="eastAsia"/>
+        </w:rPr>
+        <w:t>本附加题与前两部分构成完整的云计算知识图谱。第一部分搭建的</w:t>
+      </w:r>
+      <w:r>
+        <w:rPr>
+          <w:rFonts w:hint="eastAsia"/>
+        </w:rPr>
+        <w:t xml:space="preserve"> CCE </w:t>
+      </w:r>
+      <w:r>
+        <w:rPr>
+          <w:rFonts w:hint="eastAsia"/>
+        </w:rPr>
+        <w:t>集群和第三部分讨论的</w:t>
+      </w:r>
+      <w:r>
+        <w:rPr>
+          <w:rFonts w:hint="eastAsia"/>
+        </w:rPr>
+        <w:t xml:space="preserve"> K8s PyTorchJob</w:t>
+      </w:r>
+    </w:p>
+    <w:p>
+      <w:pPr>
+        <w:spacing w:after="40"/>
+        <w:rPr>
+          <w:rFonts w:hint="eastAsia"/>
+        </w:rPr>
+      </w:pPr>
+      <w:r>
+        <w:rPr>
+          <w:rFonts w:hint="eastAsia"/>
+        </w:rPr>
+        <w:t xml:space="preserve">  CRD</w:t>
+      </w:r>
+      <w:r>
+        <w:rPr>
+          <w:rFonts w:hint="eastAsia"/>
+        </w:rPr>
+        <w:t>，表明分布式训练同样依赖容器编排进行资源调度和故障恢复，每个</w:t>
+      </w:r>
+      <w:r>
+        <w:rPr>
+          <w:rFonts w:hint="eastAsia"/>
+        </w:rPr>
+        <w:t xml:space="preserve"> Worker Pod </w:t>
+      </w:r>
+      <w:r>
+        <w:rPr>
+          <w:rFonts w:hint="eastAsia"/>
+        </w:rPr>
+        <w:t>的网络互通由</w:t>
+      </w:r>
+      <w:r>
+        <w:rPr>
+          <w:rFonts w:hint="eastAsia"/>
+        </w:rPr>
+        <w:t xml:space="preserve"> Service </w:t>
+      </w:r>
+      <w:r>
+        <w:rPr>
+          <w:rFonts w:hint="eastAsia"/>
+        </w:rPr>
+        <w:t>保障，日志和监控由</w:t>
+      </w:r>
+    </w:p>
+    <w:p>
+      <w:pPr>
+        <w:spacing w:after="40"/>
+        <w:rPr>
+          <w:rFonts w:hint="eastAsia"/>
+        </w:rPr>
+      </w:pPr>
+      <w:r>
+        <w:rPr>
+          <w:rFonts w:hint="eastAsia"/>
+        </w:rPr>
+        <w:t xml:space="preserve">  Prometheus </w:t>
+      </w:r>
+      <w:r>
+        <w:rPr>
+          <w:rFonts w:hint="eastAsia"/>
+        </w:rPr>
+        <w:t>采集。第二部分</w:t>
+      </w:r>
+      <w:r>
+        <w:rPr>
+          <w:rFonts w:hint="eastAsia"/>
+        </w:rPr>
+        <w:t xml:space="preserve"> A-3 </w:t>
+      </w:r>
+      <w:r>
+        <w:rPr>
+          <w:rFonts w:hint="eastAsia"/>
+        </w:rPr>
+        <w:t>的</w:t>
+      </w:r>
+      <w:r>
+        <w:rPr>
+          <w:rFonts w:hint="eastAsia"/>
+        </w:rPr>
+        <w:t xml:space="preserve"> Amdahl </w:t>
+      </w:r>
+      <w:r>
+        <w:rPr>
+          <w:rFonts w:hint="eastAsia"/>
+        </w:rPr>
+        <w:t>分析指出，并行加速比受串行瓶颈约束，这一规律在分布式训练中依然成立——</w:t>
+      </w:r>
+      <w:r>
+        <w:rPr>
+          <w:rFonts w:hint="eastAsia"/>
+        </w:rPr>
+        <w:t>AllReduce</w:t>
+      </w:r>
+    </w:p>
+    <w:p>
+      <w:pPr>
+        <w:spacing w:after="40"/>
+        <w:rPr>
+          <w:rFonts w:hint="eastAsia"/>
+        </w:rPr>
+      </w:pPr>
+      <w:r>
+        <w:rPr>
+          <w:rFonts w:hint="eastAsia"/>
+        </w:rPr>
+        <w:t xml:space="preserve">  </w:t>
+      </w:r>
+      <w:r>
+        <w:rPr>
+          <w:rFonts w:hint="eastAsia"/>
+        </w:rPr>
+        <w:t>通信时间就是</w:t>
+      </w:r>
+      <w:r>
+        <w:rPr>
+          <w:rFonts w:hint="eastAsia"/>
+        </w:rPr>
+        <w:t xml:space="preserve"> Amdahl </w:t>
+      </w:r>
+      <w:r>
+        <w:rPr>
+          <w:rFonts w:hint="eastAsia"/>
+        </w:rPr>
+        <w:t>定律中的串行部分。如果只增加</w:t>
+      </w:r>
+      <w:r>
+        <w:rPr>
+          <w:rFonts w:hint="eastAsia"/>
+        </w:rPr>
+        <w:t xml:space="preserve"> Worker </w:t>
+      </w:r>
+      <w:r>
+        <w:rPr>
+          <w:rFonts w:hint="eastAsia"/>
+        </w:rPr>
+        <w:t>数量而不优化通信（如从</w:t>
+      </w:r>
+      <w:r>
+        <w:rPr>
+          <w:rFonts w:hint="eastAsia"/>
+        </w:rPr>
+        <w:t xml:space="preserve"> Gloo </w:t>
+      </w:r>
+      <w:r>
+        <w:rPr>
+          <w:rFonts w:hint="eastAsia"/>
+        </w:rPr>
+        <w:t>升级到</w:t>
+      </w:r>
+    </w:p>
+    <w:p>
+      <w:pPr>
+        <w:spacing w:after="40"/>
+        <w:rPr>
+          <w:rFonts w:hint="eastAsia"/>
+        </w:rPr>
+      </w:pPr>
+      <w:r>
+        <w:rPr>
+          <w:rFonts w:hint="eastAsia"/>
+        </w:rPr>
+        <w:t xml:space="preserve">  InfiniBand</w:t>
+      </w:r>
+      <w:r>
+        <w:rPr>
+          <w:rFonts w:hint="eastAsia"/>
+        </w:rPr>
+        <w:t>），加速比就会停滞甚至下降。</w:t>
+      </w:r>
+    </w:p>
+    <w:p>
+      <w:pPr>
+        <w:spacing w:after="40"/>
+      </w:pPr>
+    </w:p>
+    <w:p>
+      <w:pPr>
+        <w:spacing w:after="40"/>
+        <w:rPr>
+          <w:rFonts w:hint="eastAsia"/>
+        </w:rPr>
+      </w:pPr>
+      <w:r>
+        <w:rPr>
+          <w:rFonts w:hint="eastAsia"/>
+        </w:rPr>
+        <w:t xml:space="preserve">  </w:t>
+      </w:r>
+      <w:r>
+        <w:rPr>
+          <w:rFonts w:hint="eastAsia"/>
+        </w:rPr>
+        <w:t>分布式训练的另一个现实挑战是数据加载</w:t>
+      </w:r>
+      <w:r>
+        <w:rPr>
+          <w:rFonts w:hint="eastAsia"/>
+        </w:rPr>
+        <w:t xml:space="preserve"> IO</w:t>
+      </w:r>
+      <w:r>
+        <w:rPr>
+          <w:rFonts w:hint="eastAsia"/>
+        </w:rPr>
+        <w:t>。单机训练中</w:t>
+      </w:r>
+      <w:r>
+        <w:rPr>
+          <w:rFonts w:hint="eastAsia"/>
+        </w:rPr>
+        <w:t xml:space="preserve"> DataLoader </w:t>
+      </w:r>
+      <w:r>
+        <w:rPr>
+          <w:rFonts w:hint="eastAsia"/>
+        </w:rPr>
+        <w:t>可以用多线程预取缓解</w:t>
+      </w:r>
+      <w:r>
+        <w:rPr>
+          <w:rFonts w:hint="eastAsia"/>
+        </w:rPr>
+        <w:t xml:space="preserve"> IO </w:t>
+      </w:r>
+      <w:r>
+        <w:rPr>
+          <w:rFonts w:hint="eastAsia"/>
+        </w:rPr>
+        <w:t>瓶颈，但在</w:t>
+      </w:r>
+      <w:r>
+        <w:rPr>
+          <w:rFonts w:hint="eastAsia"/>
+        </w:rPr>
+        <w:t xml:space="preserve"> K8s </w:t>
+      </w:r>
+      <w:r>
+        <w:rPr>
+          <w:rFonts w:hint="eastAsia"/>
+        </w:rPr>
+        <w:t>集群中各</w:t>
+      </w:r>
+      <w:r>
+        <w:rPr>
+          <w:rFonts w:hint="eastAsia"/>
+        </w:rPr>
+        <w:t xml:space="preserve"> Pod</w:t>
+      </w:r>
+    </w:p>
+    <w:p>
+      <w:pPr>
+        <w:spacing w:after="40"/>
+        <w:rPr>
+          <w:rFonts w:hint="eastAsia"/>
+        </w:rPr>
+      </w:pPr>
+      <w:r>
+        <w:rPr>
+          <w:rFonts w:hint="eastAsia"/>
+        </w:rPr>
+        <w:t xml:space="preserve">  </w:t>
+      </w:r>
+      <w:r>
+        <w:rPr>
+          <w:rFonts w:hint="eastAsia"/>
+        </w:rPr>
+        <w:t>往往从远程存储（如华为云</w:t>
+      </w:r>
+      <w:r>
+        <w:rPr>
+          <w:rFonts w:hint="eastAsia"/>
+        </w:rPr>
+        <w:t xml:space="preserve"> OBS via S3 </w:t>
+      </w:r>
+      <w:r>
+        <w:rPr>
+          <w:rFonts w:hint="eastAsia"/>
+        </w:rPr>
+        <w:t>接口）读取数据，网络</w:t>
+      </w:r>
+      <w:r>
+        <w:rPr>
+          <w:rFonts w:hint="eastAsia"/>
+        </w:rPr>
+        <w:t xml:space="preserve"> IO</w:t>
+      </w:r>
+    </w:p>
+    <w:p>
+      <w:pPr>
+        <w:spacing w:after="40"/>
+        <w:rPr>
+          <w:rFonts w:hint="eastAsia"/>
+        </w:rPr>
+      </w:pPr>
+      <w:r>
+        <w:rPr>
+          <w:rFonts w:hint="eastAsia"/>
+        </w:rPr>
+        <w:t xml:space="preserve">  </w:t>
+      </w:r>
+      <w:r>
+        <w:rPr>
+          <w:rFonts w:hint="eastAsia"/>
+        </w:rPr>
+        <w:t>延迟远高于本地磁盘。这需要更复杂的策略，如在训练前将数据集预先下载到各节点的本地</w:t>
+      </w:r>
+    </w:p>
+    <w:p>
+      <w:pPr>
+        <w:spacing w:after="40"/>
+        <w:rPr>
+          <w:rFonts w:hint="eastAsia"/>
+        </w:rPr>
+      </w:pPr>
+      <w:r>
+        <w:rPr>
+          <w:rFonts w:hint="eastAsia"/>
+        </w:rPr>
+        <w:t xml:space="preserve">  SSD</w:t>
+      </w:r>
+      <w:r>
+        <w:rPr>
+          <w:rFonts w:hint="eastAsia"/>
+        </w:rPr>
+        <w:t>、使用内存缓存加速重复读取等，本质上是存储和计算协同设计的问题。</w:t>
+      </w:r>
+    </w:p>
+    <w:p>
+      <w:pPr>
+        <w:spacing w:after="40"/>
+      </w:pPr>
+    </w:p>
+    <w:p>
+      <w:pPr>
+        <w:spacing w:after="40"/>
+        <w:rPr>
+          <w:rFonts w:hint="eastAsia"/>
+        </w:rPr>
+      </w:pPr>
+      <w:r>
+        <w:rPr>
+          <w:rFonts w:hint="eastAsia"/>
+        </w:rPr>
+        <w:t xml:space="preserve">  </w:t>
+      </w:r>
+      <w:r>
+        <w:rPr>
+          <w:rFonts w:hint="eastAsia"/>
+        </w:rPr>
+        <w:t>综上，本实验在本地单机多进程环境下验证了</w:t>
+      </w:r>
+      <w:r>
+        <w:rPr>
+          <w:rFonts w:hint="eastAsia"/>
+        </w:rPr>
+        <w:t xml:space="preserve"> PyTorch DDP </w:t>
+      </w:r>
+      <w:r>
+        <w:rPr>
+          <w:rFonts w:hint="eastAsia"/>
+        </w:rPr>
+        <w:t>的工作流程、</w:t>
+      </w:r>
+      <w:r>
+        <w:rPr>
+          <w:rFonts w:hint="eastAsia"/>
+        </w:rPr>
+        <w:t xml:space="preserve">AllReduce </w:t>
+      </w:r>
+      <w:r>
+        <w:rPr>
+          <w:rFonts w:hint="eastAsia"/>
+        </w:rPr>
+        <w:t>通信机制以及数据并行方案的核心原理，获得</w:t>
+      </w:r>
+      <w:r>
+        <w:rPr>
+          <w:rFonts w:hint="eastAsia"/>
+        </w:rPr>
+        <w:t xml:space="preserve"> 1.53</w:t>
+      </w:r>
+    </w:p>
+    <w:p>
+      <w:pPr>
+        <w:spacing w:after="40"/>
+      </w:pPr>
+      <w:r>
+        <w:rPr>
+          <w:rFonts w:hint="eastAsia"/>
+        </w:rPr>
+        <w:t xml:space="preserve">  </w:t>
+      </w:r>
+      <w:r>
+        <w:rPr>
+          <w:rFonts w:hint="eastAsia"/>
+        </w:rPr>
+        <w:t>倍加速比并分析了未达线性加速的原因，达到了对分布式</w:t>
+      </w:r>
+      <w:r>
+        <w:rPr>
+          <w:rFonts w:hint="eastAsia"/>
+        </w:rPr>
+        <w:t xml:space="preserve"> AI </w:t>
+      </w:r>
+      <w:r>
+        <w:rPr>
+          <w:rFonts w:hint="eastAsia"/>
+        </w:rPr>
+        <w:t>训练基本概念和工程实践的掌握。</w:t>
+      </w:r>
+    </w:p>
+    <w:p>
+      <w:pPr>
+        <w:spacing w:after="40"/>
+        <w:rPr>
+          <w:rFonts w:hint="eastAsia"/>
+        </w:rPr>
       </w:pPr>
     </w:p>
     <w:p>
@@ -21950,8 +26186,8 @@
       </w:r>
     </w:p>
     <w:sectPr>
-      <w:headerReference w:type="default" r:id="rId34"/>
-      <w:footerReference w:type="default" r:id="rId35"/>
+      <w:headerReference w:type="default" r:id="rId37"/>
+      <w:footerReference w:type="default" r:id="rId38"/>
       <w:pgSz w:w="11906" w:h="16838"/>
       <w:pgMar w:top="1260" w:right="1260" w:bottom="1260" w:left="1260" w:header="708" w:footer="708" w:gutter="0"/>
       <w:cols w:space="720"/>
